--- a/arb/docx/35.content.docx
+++ b/arb/docx/35.content.docx
@@ -9,6 +9,8 @@
       </w:pPr>
       <w:r>
         <w:rPr>
+          <w:rtl/>
+          <w:cs/>
           <w:lang w:val="ar_AE" w:bidi="ar_AE"/>
         </w:rPr>
       </w:r>
@@ -20,12 +22,16 @@
       </w:pPr>
       <w:r>
         <w:rPr>
+          <w:rtl/>
+          <w:cs/>
           <w:lang w:val="ar_AE" w:bidi="ar_AE"/>
         </w:rPr>
         <w:t>Resource: Biblica Open New Arabic Version 2012</w:t>
       </w:r>
       <w:r>
         <w:rPr>
+          <w:rtl/>
+          <w:cs/>
           <w:lang w:val="ar_AE" w:bidi="ar_AE"/>
         </w:rPr>
       </w:r>
@@ -36,37 +42,33 @@
       </w:pPr>
       <w:r>
         <w:rPr>
+          <w:rtl/>
+          <w:cs/>
           <w:lang w:val="ar_AE" w:bidi="ar_AE"/>
         </w:rPr>
       </w:r>
       <w:r>
         <w:rPr>
           <w:b/>
+          <w:rtl/>
+          <w:cs/>
           <w:lang w:val="ar_AE" w:bidi="ar_AE"/>
         </w:rPr>
         <w:t>Biblica Open New Arabic Version 2012</w:t>
       </w:r>
       <w:r>
         <w:rPr>
-          <w:lang w:val="ar_AE" w:bidi="ar_AE"/>
-        </w:rPr>
-        <w:t xml:space="preserve"> (Arabic) is based on: </w:t>
-      </w:r>
-      <w:r>
-        <w:rPr>
-          <w:lang w:val="ar_AE" w:bidi="ar_AE"/>
-        </w:rPr>
-        <w:t>Biblica Open New Arabic Version 2012</w:t>
-      </w:r>
-      <w:r>
-        <w:rPr>
-          <w:lang w:val="ar_AE" w:bidi="ar_AE"/>
-        </w:rPr>
-        <w:t xml:space="preserve">, </w:t>
+          <w:rtl/>
+          <w:cs/>
+          <w:lang w:val="ar_AE" w:bidi="ar_AE"/>
+        </w:rPr>
+        <w:t xml:space="preserve"> © </w:t>
       </w:r>
       <w:hyperlink r:id="rId13">
         <w:r>
           <w:rPr>
+            <w:rtl/>
+            <w:cs/>
             <w:lang w:val="ar_AE" w:bidi="ar_AE"/>
           </w:rPr>
           <w:rPr>
@@ -78,13 +80,17 @@
       </w:hyperlink>
       <w:r>
         <w:rPr>
-          <w:lang w:val="ar_AE" w:bidi="ar_AE"/>
-        </w:rPr>
-        <w:t xml:space="preserve">, None, which is licensed under a </w:t>
+          <w:rtl/>
+          <w:cs/>
+          <w:lang w:val="ar_AE" w:bidi="ar_AE"/>
+        </w:rPr>
+        <w:t xml:space="preserve">, licensed under a </w:t>
       </w:r>
       <w:hyperlink r:id="rId14">
         <w:r>
           <w:rPr>
+            <w:rtl/>
+            <w:cs/>
             <w:lang w:val="ar_AE" w:bidi="ar_AE"/>
           </w:rPr>
           <w:rPr>
@@ -96,38 +102,23 @@
       </w:hyperlink>
       <w:r>
         <w:rPr>
+          <w:rtl/>
+          <w:cs/>
           <w:lang w:val="ar_AE" w:bidi="ar_AE"/>
         </w:rPr>
         <w:t>.</w:t>
       </w:r>
       <w:r>
         <w:rPr>
-          <w:lang w:val="ar_AE" w:bidi="ar_AE"/>
-        </w:rPr>
-      </w:r>
-    </w:p>
-    <w:p>
-      <w:pPr>
-        <w:bidi/>
-      </w:pPr>
-      <w:r>
-        <w:rPr>
-          <w:lang w:val="ar_AE" w:bidi="ar_AE"/>
-        </w:rPr>
-      </w:r>
-      <w:r>
-        <w:rPr>
-          <w:lang w:val="ar_AE" w:bidi="ar_AE"/>
-        </w:rPr>
-        <w:t>This PDF version is provided under the same license.</w:t>
-      </w:r>
-      <w:r>
-        <w:rPr>
-          <w:lang w:val="ar_AE" w:bidi="ar_AE"/>
-        </w:rPr>
-      </w:r>
-      <w:r>
-        <w:rPr>
+          <w:rtl/>
+          <w:cs/>
+          <w:lang w:val="ar_AE" w:bidi="ar_AE"/>
+        </w:rPr>
+      </w:r>
+      <w:r>
+        <w:rPr>
+          <w:rtl/>
+          <w:cs/>
           <w:lang w:val="ar_AE" w:bidi="ar_AE"/>
         </w:rPr>
       </w:r>
@@ -139,6 +130,8 @@
       </w:pPr>
       <w:r>
         <w:rPr>
+          <w:rtl/>
+          <w:cs/>
           <w:lang w:val="ar_AE" w:bidi="ar_AE"/>
         </w:rPr>
         <w:t>Biblica Open New Arabic Version 2012</w:t>
@@ -168,6 +161,8 @@
       </w:pPr>
       <w:r>
         <w:rPr>
+          <w:rtl/>
+          <w:cs/>
           <w:lang w:val="ar_AE" w:bidi="ar_AE"/>
         </w:rPr>
       </w:r>
@@ -179,6 +174,8 @@
       </w:pPr>
       <w:r>
         <w:rPr>
+          <w:rtl/>
+          <w:cs/>
           <w:lang w:val="ar_AE" w:bidi="ar_AE"/>
         </w:rPr>
       </w:r>
@@ -189,22 +186,30 @@
       </w:pPr>
       <w:r>
         <w:rPr>
-          <w:lang w:val="ar_AE" w:bidi="ar_AE"/>
-        </w:rPr>
-      </w:r>
-      <w:r>
-        <w:rPr>
+          <w:rtl/>
+          <w:cs/>
+          <w:lang w:val="ar_AE" w:bidi="ar_AE"/>
+        </w:rPr>
+      </w:r>
+      <w:r>
+        <w:rPr>
+          <w:rtl/>
+          <w:cs/>
           <w:lang w:val="ar_AE" w:bidi="ar_AE"/>
         </w:rPr>
         <w:t xml:space="preserve"> </w:t>
       </w:r>
       <w:r>
         <w:rPr>
-          <w:lang w:val="ar_AE" w:bidi="ar_AE"/>
-        </w:rPr>
-      </w:r>
-      <w:r>
-        <w:rPr>
+          <w:rtl/>
+          <w:cs/>
+          <w:lang w:val="ar_AE" w:bidi="ar_AE"/>
+        </w:rPr>
+      </w:r>
+      <w:r>
+        <w:rPr>
+          <w:rtl/>
+          <w:cs/>
           <w:lang w:val="ar_AE" w:bidi="ar_AE"/>
         </w:rPr>
       </w:r>
@@ -226,27 +231,21 @@
     </w:p>
     <w:p>
       <w:pPr>
-        <w:bidi/>
-      </w:pPr>
-      <w:r>
-        <w:rPr>
-          <w:lang w:val="ar_AE" w:bidi="ar_AE"/>
-        </w:rPr>
-      </w:r>
-    </w:p>
-    <w:p>
-      <w:pPr>
         <w:pStyle w:val="Heading2"/>
         <w:bidi/>
       </w:pPr>
       <w:r>
         <w:rPr>
-          <w:lang w:val="ar_AE" w:bidi="ar_AE"/>
-        </w:rPr>
-        <w:t>Habakkuk 1:1</w:t>
-      </w:r>
-      <w:r>
-        <w:rPr>
+          <w:rtl/>
+          <w:cs/>
+          <w:lang w:val="ar_AE" w:bidi="ar_AE"/>
+        </w:rPr>
+        <w:t>حبقوق 1:1</w:t>
+      </w:r>
+      <w:r>
+        <w:rPr>
+          <w:rtl/>
+          <w:cs/>
           <w:lang w:val="ar_AE" w:bidi="ar_AE"/>
         </w:rPr>
       </w:r>
@@ -257,32 +256,28 @@
       </w:pPr>
       <w:r>
         <w:rPr>
+          <w:rtl/>
+          <w:cs/>
           <w:lang w:val="ar_AE" w:bidi="ar_AE"/>
         </w:rPr>
       </w:r>
       <w:r>
         <w:rPr>
           <w:vertAlign w:val="superscript"/>
+          <w:rtl/>
+          <w:cs/>
           <w:lang w:val="ar_AE" w:bidi="ar_AE"/>
         </w:rPr>
         <w:t>1</w:t>
       </w:r>
       <w:r>
         <w:rPr>
+          <w:rtl/>
+          <w:cs/>
           <w:lang w:val="ar_AE" w:bidi="ar_AE"/>
         </w:rPr>
         <w:t xml:space="preserve"> هَذِهِ رُؤْيَا حَبَقُّوقَ النَّبِيِّ:</w:t>
       </w:r>
-      <w:r>
-        <w:rPr>
-          <w:lang w:val="ar_AE" w:bidi="ar_AE"/>
-        </w:rPr>
-      </w:r>
-      <w:r>
-        <w:rPr>
-          <w:lang w:val="ar_AE" w:bidi="ar_AE"/>
-        </w:rPr>
-      </w:r>
     </w:p>
     <w:p>
       <w:pPr>
@@ -290,8 +285,27 @@
       </w:pPr>
       <w:r>
         <w:rPr>
-          <w:lang w:val="ar_AE" w:bidi="ar_AE"/>
-        </w:rPr>
+          <w:rtl/>
+          <w:cs/>
+          <w:lang w:val="ar_AE" w:bidi="ar_AE"/>
+        </w:rPr>
+      </w:r>
+      <w:r>
+        <w:rPr>
+          <w:vertAlign w:val="superscript"/>
+          <w:rtl/>
+          <w:cs/>
+          <w:lang w:val="ar_AE" w:bidi="ar_AE"/>
+        </w:rPr>
+        <w:t>2</w:t>
+      </w:r>
+      <w:r>
+        <w:rPr>
+          <w:rtl/>
+          <w:cs/>
+          <w:lang w:val="ar_AE" w:bidi="ar_AE"/>
+        </w:rPr>
+        <w:t xml:space="preserve"> إِلَى مَتَى يَا رَبُّ أَسْتَغِيثُ وَأَنْتَ لَا تَسْتَجِيبُ؟ وَأَصْرُخُ إِلَيْكَ مُسْتَجِيراً مِنَ الظُّلْمِ وَأَنْتَ لَا تُخَلِّصُ؟</w:t>
       </w:r>
     </w:p>
     <w:p>
@@ -300,31 +314,27 @@
       </w:pPr>
       <w:r>
         <w:rPr>
+          <w:rtl/>
+          <w:cs/>
           <w:lang w:val="ar_AE" w:bidi="ar_AE"/>
         </w:rPr>
       </w:r>
       <w:r>
         <w:rPr>
           <w:vertAlign w:val="superscript"/>
-          <w:lang w:val="ar_AE" w:bidi="ar_AE"/>
-        </w:rPr>
-        <w:t>2</w:t>
-      </w:r>
-      <w:r>
-        <w:rPr>
-          <w:lang w:val="ar_AE" w:bidi="ar_AE"/>
-        </w:rPr>
-        <w:t xml:space="preserve"> إِلَى مَتَى يَا رَبُّ أَسْتَغِيثُ وَأَنْتَ لَا تَسْتَجِيبُ؟ وَأَصْرُخُ إِلَيْكَ مُسْتَجِيراً مِنَ الظُّلْمِ وَأَنْتَ لَا تُخَلِّصُ؟</w:t>
-      </w:r>
-      <w:r>
-        <w:rPr>
-          <w:lang w:val="ar_AE" w:bidi="ar_AE"/>
-        </w:rPr>
-      </w:r>
-      <w:r>
-        <w:rPr>
-          <w:lang w:val="ar_AE" w:bidi="ar_AE"/>
-        </w:rPr>
+          <w:rtl/>
+          <w:cs/>
+          <w:lang w:val="ar_AE" w:bidi="ar_AE"/>
+        </w:rPr>
+        <w:t>3</w:t>
+      </w:r>
+      <w:r>
+        <w:rPr>
+          <w:rtl/>
+          <w:cs/>
+          <w:lang w:val="ar_AE" w:bidi="ar_AE"/>
+        </w:rPr>
+        <w:t xml:space="preserve"> لِمَاذَا تُرِينِي الإِثْمَ، وَتَتَحَمَّلُ رُؤْيَةَ الظُّلْمِ؟ أَيْنَمَا تَلَفَّتُّ أَشْهَدُ أَمَامِي جَوْراً وَاغْتِصَاباً، وَيَثُورُ حَوْلِي خِصَامٌ وَنِزَاعٌ.</w:t>
       </w:r>
     </w:p>
     <w:p>
@@ -333,8 +343,27 @@
       </w:pPr>
       <w:r>
         <w:rPr>
-          <w:lang w:val="ar_AE" w:bidi="ar_AE"/>
-        </w:rPr>
+          <w:rtl/>
+          <w:cs/>
+          <w:lang w:val="ar_AE" w:bidi="ar_AE"/>
+        </w:rPr>
+      </w:r>
+      <w:r>
+        <w:rPr>
+          <w:vertAlign w:val="superscript"/>
+          <w:rtl/>
+          <w:cs/>
+          <w:lang w:val="ar_AE" w:bidi="ar_AE"/>
+        </w:rPr>
+        <w:t>4</w:t>
+      </w:r>
+      <w:r>
+        <w:rPr>
+          <w:rtl/>
+          <w:cs/>
+          <w:lang w:val="ar_AE" w:bidi="ar_AE"/>
+        </w:rPr>
+        <w:t xml:space="preserve"> لِذَلِكَ بَطَلَتِ الشَّرِيعَةُ، وَبَادَ الْعَدْلُ لأَنَّ الأَشْرَارَ يُحَاصِرُونَ الصِّدِّيقَ فَيَصْدُرُ الْحُكْمُ مُنْحَرِفاً عَنِ الْحَقِّ.</w:t>
       </w:r>
     </w:p>
     <w:p>
@@ -343,31 +372,27 @@
       </w:pPr>
       <w:r>
         <w:rPr>
+          <w:rtl/>
+          <w:cs/>
           <w:lang w:val="ar_AE" w:bidi="ar_AE"/>
         </w:rPr>
       </w:r>
       <w:r>
         <w:rPr>
           <w:vertAlign w:val="superscript"/>
-          <w:lang w:val="ar_AE" w:bidi="ar_AE"/>
-        </w:rPr>
-        <w:t>3</w:t>
-      </w:r>
-      <w:r>
-        <w:rPr>
-          <w:lang w:val="ar_AE" w:bidi="ar_AE"/>
-        </w:rPr>
-        <w:t xml:space="preserve"> لِمَاذَا تُرِينِي الإِثْمَ، وَتَتَحَمَّلُ رُؤْيَةَ الظُّلْمِ؟ أَيْنَمَا تَلَفَّتُّ أَشْهَدُ أَمَامِي جَوْراً وَاغْتِصَاباً، وَيَثُورُ حَوْلِي خِصَامٌ وَنِزَاعٌ.</w:t>
-      </w:r>
-      <w:r>
-        <w:rPr>
-          <w:lang w:val="ar_AE" w:bidi="ar_AE"/>
-        </w:rPr>
-      </w:r>
-      <w:r>
-        <w:rPr>
-          <w:lang w:val="ar_AE" w:bidi="ar_AE"/>
-        </w:rPr>
+          <w:rtl/>
+          <w:cs/>
+          <w:lang w:val="ar_AE" w:bidi="ar_AE"/>
+        </w:rPr>
+        <w:t>5</w:t>
+      </w:r>
+      <w:r>
+        <w:rPr>
+          <w:rtl/>
+          <w:cs/>
+          <w:lang w:val="ar_AE" w:bidi="ar_AE"/>
+        </w:rPr>
+        <w:t xml:space="preserve"> تَأَمَّلُوا الأُمَمَ وَأَبْصِرُوا. تَعَجَّبُوا وَتَحَيَّرُوا لأَنِّي مُقْبِلٌ عَلَى إِنْجَازِ أَعْمَالٍ فِي عَهْدِكُمْ إِذَا حُدِّثْتُمْ بِها لَا تُصَدِّقُونَهَا.</w:t>
       </w:r>
     </w:p>
     <w:p>
@@ -376,8 +401,27 @@
       </w:pPr>
       <w:r>
         <w:rPr>
-          <w:lang w:val="ar_AE" w:bidi="ar_AE"/>
-        </w:rPr>
+          <w:rtl/>
+          <w:cs/>
+          <w:lang w:val="ar_AE" w:bidi="ar_AE"/>
+        </w:rPr>
+      </w:r>
+      <w:r>
+        <w:rPr>
+          <w:vertAlign w:val="superscript"/>
+          <w:rtl/>
+          <w:cs/>
+          <w:lang w:val="ar_AE" w:bidi="ar_AE"/>
+        </w:rPr>
+        <w:t>6</w:t>
+      </w:r>
+      <w:r>
+        <w:rPr>
+          <w:rtl/>
+          <w:cs/>
+          <w:lang w:val="ar_AE" w:bidi="ar_AE"/>
+        </w:rPr>
+        <w:t xml:space="preserve"> فَهَا أَنَا أُثِيرُ الْكَلْدَانِيِّينَ، هَذِهِ الأُمَّةَ الْحَانِقَةَ الْمُنْدَفِعَةَ الزَّاحِفَةَ فِي رِحَابِ الأَرْضِ، لِتَسْتَوْلِيَ عَلَى مَسَاكِنَ لَيْسَتْ لَهَا.</w:t>
       </w:r>
     </w:p>
     <w:p>
@@ -386,31 +430,27 @@
       </w:pPr>
       <w:r>
         <w:rPr>
+          <w:rtl/>
+          <w:cs/>
           <w:lang w:val="ar_AE" w:bidi="ar_AE"/>
         </w:rPr>
       </w:r>
       <w:r>
         <w:rPr>
           <w:vertAlign w:val="superscript"/>
-          <w:lang w:val="ar_AE" w:bidi="ar_AE"/>
-        </w:rPr>
-        <w:t>4</w:t>
-      </w:r>
-      <w:r>
-        <w:rPr>
-          <w:lang w:val="ar_AE" w:bidi="ar_AE"/>
-        </w:rPr>
-        <w:t xml:space="preserve"> لِذَلِكَ بَطَلَتِ الشَّرِيعَةُ، وَبَادَ الْعَدْلُ لأَنَّ الأَشْرَارَ يُحَاصِرُونَ الصِّدِّيقَ فَيَصْدُرُ الْحُكْمُ مُنْحَرِفاً عَنِ الْحَقِّ.</w:t>
-      </w:r>
-      <w:r>
-        <w:rPr>
-          <w:lang w:val="ar_AE" w:bidi="ar_AE"/>
-        </w:rPr>
-      </w:r>
-      <w:r>
-        <w:rPr>
-          <w:lang w:val="ar_AE" w:bidi="ar_AE"/>
-        </w:rPr>
+          <w:rtl/>
+          <w:cs/>
+          <w:lang w:val="ar_AE" w:bidi="ar_AE"/>
+        </w:rPr>
+        <w:t>7</w:t>
+      </w:r>
+      <w:r>
+        <w:rPr>
+          <w:rtl/>
+          <w:cs/>
+          <w:lang w:val="ar_AE" w:bidi="ar_AE"/>
+        </w:rPr>
+        <w:t xml:space="preserve"> أُمَّةٌ مُخِيفَةٌ مُرْعِبَةٌ، تَسْتَمِدُّ حُكْمَهَا وَعَظَمَتَهَا مِنْ ذَاتِهَا.</w:t>
       </w:r>
     </w:p>
     <w:p>
@@ -419,8 +459,27 @@
       </w:pPr>
       <w:r>
         <w:rPr>
-          <w:lang w:val="ar_AE" w:bidi="ar_AE"/>
-        </w:rPr>
+          <w:rtl/>
+          <w:cs/>
+          <w:lang w:val="ar_AE" w:bidi="ar_AE"/>
+        </w:rPr>
+      </w:r>
+      <w:r>
+        <w:rPr>
+          <w:vertAlign w:val="superscript"/>
+          <w:rtl/>
+          <w:cs/>
+          <w:lang w:val="ar_AE" w:bidi="ar_AE"/>
+        </w:rPr>
+        <w:t>8</w:t>
+      </w:r>
+      <w:r>
+        <w:rPr>
+          <w:rtl/>
+          <w:cs/>
+          <w:lang w:val="ar_AE" w:bidi="ar_AE"/>
+        </w:rPr>
+        <w:t xml:space="preserve"> خُيُولُهَا أَسْرَعُ مِنَ النُّمُورِ، وَأَكْثَرُ ضَرَاوَةً مِنْ ذِئَابِ الْمَسَاءِ. فُرْسَانُهَا يَنْدَفِعُونَ بِكِبْرِيَاءَ قَادِمِينَ مِنْ أَمَاكِنَ بَعِيدَةٍ، مُتَسَابِقِينَ كَالنَّسْرِ الْمُسْرِعِ لِلانْقِضَاضِ عَلَى فَرِيسَتِهِ.</w:t>
       </w:r>
     </w:p>
     <w:p>
@@ -429,31 +488,27 @@
       </w:pPr>
       <w:r>
         <w:rPr>
+          <w:rtl/>
+          <w:cs/>
           <w:lang w:val="ar_AE" w:bidi="ar_AE"/>
         </w:rPr>
       </w:r>
       <w:r>
         <w:rPr>
           <w:vertAlign w:val="superscript"/>
-          <w:lang w:val="ar_AE" w:bidi="ar_AE"/>
-        </w:rPr>
-        <w:t>5</w:t>
-      </w:r>
-      <w:r>
-        <w:rPr>
-          <w:lang w:val="ar_AE" w:bidi="ar_AE"/>
-        </w:rPr>
-        <w:t xml:space="preserve"> تَأَمَّلُوا الأُمَمَ وَأَبْصِرُوا. تَعَجَّبُوا وَتَحَيَّرُوا لأَنِّي مُقْبِلٌ عَلَى إِنْجَازِ أَعْمَالٍ فِي عَهْدِكُمْ إِذَا حُدِّثْتُمْ بِها لَا تُصَدِّقُونَهَا.</w:t>
-      </w:r>
-      <w:r>
-        <w:rPr>
-          <w:lang w:val="ar_AE" w:bidi="ar_AE"/>
-        </w:rPr>
-      </w:r>
-      <w:r>
-        <w:rPr>
-          <w:lang w:val="ar_AE" w:bidi="ar_AE"/>
-        </w:rPr>
+          <w:rtl/>
+          <w:cs/>
+          <w:lang w:val="ar_AE" w:bidi="ar_AE"/>
+        </w:rPr>
+        <w:t>9</w:t>
+      </w:r>
+      <w:r>
+        <w:rPr>
+          <w:rtl/>
+          <w:cs/>
+          <w:lang w:val="ar_AE" w:bidi="ar_AE"/>
+        </w:rPr>
+        <w:t xml:space="preserve"> يُقْبِلُونَ جَمِيعُهُمْ لِيَعِيثُوا فَسَاداً، وَيَطْغَى الرُّعْبُ مِنْهُمْ عَلَى قُلُوبِ النَّاسِ قَبْلَ وُصُولِهِمْ، فَيَجْمَعُونَ أَسْرَى كَالرَّمْلِ.</w:t>
       </w:r>
     </w:p>
     <w:p>
@@ -462,8 +517,27 @@
       </w:pPr>
       <w:r>
         <w:rPr>
-          <w:lang w:val="ar_AE" w:bidi="ar_AE"/>
-        </w:rPr>
+          <w:rtl/>
+          <w:cs/>
+          <w:lang w:val="ar_AE" w:bidi="ar_AE"/>
+        </w:rPr>
+      </w:r>
+      <w:r>
+        <w:rPr>
+          <w:vertAlign w:val="superscript"/>
+          <w:rtl/>
+          <w:cs/>
+          <w:lang w:val="ar_AE" w:bidi="ar_AE"/>
+        </w:rPr>
+        <w:t>10</w:t>
+      </w:r>
+      <w:r>
+        <w:rPr>
+          <w:rtl/>
+          <w:cs/>
+          <w:lang w:val="ar_AE" w:bidi="ar_AE"/>
+        </w:rPr>
+        <w:t xml:space="preserve"> يَهْزَأُونَ بِالْمُلُوكِ وَيَعْبَثُونَ بِالْحُكَّامِ. يَسْخَرُونَ مِنَ الْحُصُونِ، يُكَوِّمُونَ حَوْلَهَا تِلالاً مِنَ التُّرَابِ، وَيَسْتَوْلُونَ عَلَيْهَا.</w:t>
       </w:r>
     </w:p>
     <w:p>
@@ -472,31 +546,27 @@
       </w:pPr>
       <w:r>
         <w:rPr>
+          <w:rtl/>
+          <w:cs/>
           <w:lang w:val="ar_AE" w:bidi="ar_AE"/>
         </w:rPr>
       </w:r>
       <w:r>
         <w:rPr>
           <w:vertAlign w:val="superscript"/>
-          <w:lang w:val="ar_AE" w:bidi="ar_AE"/>
-        </w:rPr>
-        <w:t>6</w:t>
-      </w:r>
-      <w:r>
-        <w:rPr>
-          <w:lang w:val="ar_AE" w:bidi="ar_AE"/>
-        </w:rPr>
-        <w:t xml:space="preserve"> فَهَا أَنَا أُثِيرُ الْكَلْدَانِيِّينَ، هَذِهِ الأُمَّةَ الْحَانِقَةَ الْمُنْدَفِعَةَ الزَّاحِفَةَ فِي رِحَابِ الأَرْضِ، لِتَسْتَوْلِيَ عَلَى مَسَاكِنَ لَيْسَتْ لَهَا.</w:t>
-      </w:r>
-      <w:r>
-        <w:rPr>
-          <w:lang w:val="ar_AE" w:bidi="ar_AE"/>
-        </w:rPr>
-      </w:r>
-      <w:r>
-        <w:rPr>
-          <w:lang w:val="ar_AE" w:bidi="ar_AE"/>
-        </w:rPr>
+          <w:rtl/>
+          <w:cs/>
+          <w:lang w:val="ar_AE" w:bidi="ar_AE"/>
+        </w:rPr>
+        <w:t>11</w:t>
+      </w:r>
+      <w:r>
+        <w:rPr>
+          <w:rtl/>
+          <w:cs/>
+          <w:lang w:val="ar_AE" w:bidi="ar_AE"/>
+        </w:rPr>
+        <w:t xml:space="preserve"> ثُمَّ يَجْتَاحُونَ كَالرِّيحِ وَيَرْحَلُونَ، فَقُوَّةُ هَؤُلاءِ الرِّجَالِ هِيَ إِلَهُهُمْ.</w:t>
       </w:r>
     </w:p>
     <w:p>
@@ -505,8 +575,27 @@
       </w:pPr>
       <w:r>
         <w:rPr>
-          <w:lang w:val="ar_AE" w:bidi="ar_AE"/>
-        </w:rPr>
+          <w:rtl/>
+          <w:cs/>
+          <w:lang w:val="ar_AE" w:bidi="ar_AE"/>
+        </w:rPr>
+      </w:r>
+      <w:r>
+        <w:rPr>
+          <w:vertAlign w:val="superscript"/>
+          <w:rtl/>
+          <w:cs/>
+          <w:lang w:val="ar_AE" w:bidi="ar_AE"/>
+        </w:rPr>
+        <w:t>12</w:t>
+      </w:r>
+      <w:r>
+        <w:rPr>
+          <w:rtl/>
+          <w:cs/>
+          <w:lang w:val="ar_AE" w:bidi="ar_AE"/>
+        </w:rPr>
+        <w:t xml:space="preserve"> أَلَسْتَ أَنْتَ مُنْذُ الأَزَلِ أَيُّهَا الرَّبُّ إِلَهِي، قُدُّوسِي؟ لِهَذَا لَنْ نَفْنَى. لَقَدْ أَقَمْتَ الْكَلْدَانِيِّينَ لِمُقَاضَاتِنَا وَاخْتَرْتَهُمْ يَا صَخْرَتِي لِتُعَاقِبَنَا.</w:t>
       </w:r>
     </w:p>
     <w:p>
@@ -515,31 +604,27 @@
       </w:pPr>
       <w:r>
         <w:rPr>
+          <w:rtl/>
+          <w:cs/>
           <w:lang w:val="ar_AE" w:bidi="ar_AE"/>
         </w:rPr>
       </w:r>
       <w:r>
         <w:rPr>
           <w:vertAlign w:val="superscript"/>
-          <w:lang w:val="ar_AE" w:bidi="ar_AE"/>
-        </w:rPr>
-        <w:t>7</w:t>
-      </w:r>
-      <w:r>
-        <w:rPr>
-          <w:lang w:val="ar_AE" w:bidi="ar_AE"/>
-        </w:rPr>
-        <w:t xml:space="preserve"> أُمَّةٌ مُخِيفَةٌ مُرْعِبَةٌ، تَسْتَمِدُّ حُكْمَهَا وَعَظَمَتَهَا مِنْ ذَاتِهَا.</w:t>
-      </w:r>
-      <w:r>
-        <w:rPr>
-          <w:lang w:val="ar_AE" w:bidi="ar_AE"/>
-        </w:rPr>
-      </w:r>
-      <w:r>
-        <w:rPr>
-          <w:lang w:val="ar_AE" w:bidi="ar_AE"/>
-        </w:rPr>
+          <w:rtl/>
+          <w:cs/>
+          <w:lang w:val="ar_AE" w:bidi="ar_AE"/>
+        </w:rPr>
+        <w:t>13</w:t>
+      </w:r>
+      <w:r>
+        <w:rPr>
+          <w:rtl/>
+          <w:cs/>
+          <w:lang w:val="ar_AE" w:bidi="ar_AE"/>
+        </w:rPr>
+        <w:t xml:space="preserve"> إِنَّ عَيْنَيْكَ أَطْهَرُ مِنْ أَنْ تَشْهَدَا الشَّرَّ، وَأَنْتَ لَا تُطِيقُ رُؤْيَةَ الظُّلْمِ، فَكَيْفَ تَحْتَمِلُ مُشَاهَدَةَ الأَثَمَةِ، وَتَصْمُتُ عِنْدَمَا يَبْتَلِعُ الْمُنَافِقُونَ مَنْ هُمْ أَبَرُّ مِنْهُمْ؟</w:t>
       </w:r>
     </w:p>
     <w:p>
@@ -548,8 +633,27 @@
       </w:pPr>
       <w:r>
         <w:rPr>
-          <w:lang w:val="ar_AE" w:bidi="ar_AE"/>
-        </w:rPr>
+          <w:rtl/>
+          <w:cs/>
+          <w:lang w:val="ar_AE" w:bidi="ar_AE"/>
+        </w:rPr>
+      </w:r>
+      <w:r>
+        <w:rPr>
+          <w:vertAlign w:val="superscript"/>
+          <w:rtl/>
+          <w:cs/>
+          <w:lang w:val="ar_AE" w:bidi="ar_AE"/>
+        </w:rPr>
+        <w:t>14</w:t>
+      </w:r>
+      <w:r>
+        <w:rPr>
+          <w:rtl/>
+          <w:cs/>
+          <w:lang w:val="ar_AE" w:bidi="ar_AE"/>
+        </w:rPr>
+        <w:t xml:space="preserve"> وَكَيْفَ تَجْعَلُ النَّاسَ كَأَسْمَاكِ الْبَحْرِ، أَوْ كَأَسْرَابِ الْحَشَرَاتِ الَّتِي لَا قَائِدَ لَهَا؟</w:t>
       </w:r>
     </w:p>
     <w:p>
@@ -558,31 +662,27 @@
       </w:pPr>
       <w:r>
         <w:rPr>
+          <w:rtl/>
+          <w:cs/>
           <w:lang w:val="ar_AE" w:bidi="ar_AE"/>
         </w:rPr>
       </w:r>
       <w:r>
         <w:rPr>
           <w:vertAlign w:val="superscript"/>
-          <w:lang w:val="ar_AE" w:bidi="ar_AE"/>
-        </w:rPr>
-        <w:t>8</w:t>
-      </w:r>
-      <w:r>
-        <w:rPr>
-          <w:lang w:val="ar_AE" w:bidi="ar_AE"/>
-        </w:rPr>
-        <w:t xml:space="preserve"> خُيُولُهَا أَسْرَعُ مِنَ النُّمُورِ، وَأَكْثَرُ ضَرَاوَةً مِنْ ذِئَابِ الْمَسَاءِ. فُرْسَانُهَا يَنْدَفِعُونَ بِكِبْرِيَاءَ قَادِمِينَ مِنْ أَمَاكِنَ بَعِيدَةٍ، مُتَسَابِقِينَ كَالنَّسْرِ الْمُسْرِعِ لِلانْقِضَاضِ عَلَى فَرِيسَتِهِ.</w:t>
-      </w:r>
-      <w:r>
-        <w:rPr>
-          <w:lang w:val="ar_AE" w:bidi="ar_AE"/>
-        </w:rPr>
-      </w:r>
-      <w:r>
-        <w:rPr>
-          <w:lang w:val="ar_AE" w:bidi="ar_AE"/>
-        </w:rPr>
+          <w:rtl/>
+          <w:cs/>
+          <w:lang w:val="ar_AE" w:bidi="ar_AE"/>
+        </w:rPr>
+        <w:t>15</w:t>
+      </w:r>
+      <w:r>
+        <w:rPr>
+          <w:rtl/>
+          <w:cs/>
+          <w:lang w:val="ar_AE" w:bidi="ar_AE"/>
+        </w:rPr>
+        <w:t xml:space="preserve"> إِنَّ الْكَلْدَانِيِّينَ يَسْتَخْرِجُونَهُمْ بِالشُّصُوصِ، وَيَصْطَادُونَهُمْ بِالشَّبَكَةِ، وَيَجْمَعُونَهُمْ فِي مِصْيَدَتِهِمْ مُتَهَلِّلِينَ فَرِحِينَ.</w:t>
       </w:r>
     </w:p>
     <w:p>
@@ -591,8 +691,27 @@
       </w:pPr>
       <w:r>
         <w:rPr>
-          <w:lang w:val="ar_AE" w:bidi="ar_AE"/>
-        </w:rPr>
+          <w:rtl/>
+          <w:cs/>
+          <w:lang w:val="ar_AE" w:bidi="ar_AE"/>
+        </w:rPr>
+      </w:r>
+      <w:r>
+        <w:rPr>
+          <w:vertAlign w:val="superscript"/>
+          <w:rtl/>
+          <w:cs/>
+          <w:lang w:val="ar_AE" w:bidi="ar_AE"/>
+        </w:rPr>
+        <w:t>16</w:t>
+      </w:r>
+      <w:r>
+        <w:rPr>
+          <w:rtl/>
+          <w:cs/>
+          <w:lang w:val="ar_AE" w:bidi="ar_AE"/>
+        </w:rPr>
+        <w:t xml:space="preserve"> لِهَذَا هُمْ يُقَرِّبُونَ ذَبَائِحَ لِشِبَاكِهِمْ، وَيُحْرِقُونَ بَخُوراً لِمَصَائِدِهِمْ، لأَنَّهُمْ بِفَضْلِهَا يَتَمَتَّعُونَ بِالرَّفَاهِيَةِ وَيَتَلَذَّذُونَ بِأَطَايِبِ الطَّعَامِ.</w:t>
       </w:r>
     </w:p>
     <w:p>
@@ -601,385 +720,27 @@
       </w:pPr>
       <w:r>
         <w:rPr>
+          <w:rtl/>
+          <w:cs/>
           <w:lang w:val="ar_AE" w:bidi="ar_AE"/>
         </w:rPr>
       </w:r>
       <w:r>
         <w:rPr>
           <w:vertAlign w:val="superscript"/>
-          <w:lang w:val="ar_AE" w:bidi="ar_AE"/>
-        </w:rPr>
-        <w:t>9</w:t>
-      </w:r>
-      <w:r>
-        <w:rPr>
-          <w:lang w:val="ar_AE" w:bidi="ar_AE"/>
-        </w:rPr>
-        <w:t xml:space="preserve"> يُقْبِلُونَ جَمِيعُهُمْ لِيَعِيثُوا فَسَاداً، وَيَطْغَى الرُّعْبُ مِنْهُمْ عَلَى قُلُوبِ النَّاسِ قَبْلَ وُصُولِهِمْ، فَيَجْمَعُونَ أَسْرَى كَالرَّمْلِ.</w:t>
-      </w:r>
-      <w:r>
-        <w:rPr>
-          <w:lang w:val="ar_AE" w:bidi="ar_AE"/>
-        </w:rPr>
-      </w:r>
-      <w:r>
-        <w:rPr>
-          <w:lang w:val="ar_AE" w:bidi="ar_AE"/>
-        </w:rPr>
-      </w:r>
-    </w:p>
-    <w:p>
-      <w:pPr>
-        <w:bidi/>
-      </w:pPr>
-      <w:r>
-        <w:rPr>
-          <w:lang w:val="ar_AE" w:bidi="ar_AE"/>
-        </w:rPr>
-      </w:r>
-    </w:p>
-    <w:p>
-      <w:pPr>
-        <w:bidi/>
-      </w:pPr>
-      <w:r>
-        <w:rPr>
-          <w:lang w:val="ar_AE" w:bidi="ar_AE"/>
-        </w:rPr>
-      </w:r>
-      <w:r>
-        <w:rPr>
-          <w:vertAlign w:val="superscript"/>
-          <w:lang w:val="ar_AE" w:bidi="ar_AE"/>
-        </w:rPr>
-        <w:t>10</w:t>
-      </w:r>
-      <w:r>
-        <w:rPr>
-          <w:lang w:val="ar_AE" w:bidi="ar_AE"/>
-        </w:rPr>
-        <w:t xml:space="preserve"> يَهْزَأُونَ بِالْمُلُوكِ وَيَعْبَثُونَ بِالْحُكَّامِ. يَسْخَرُونَ مِنَ الْحُصُونِ، يُكَوِّمُونَ حَوْلَهَا تِلالاً مِنَ التُّرَابِ، وَيَسْتَوْلُونَ عَلَيْهَا.</w:t>
-      </w:r>
-      <w:r>
-        <w:rPr>
-          <w:lang w:val="ar_AE" w:bidi="ar_AE"/>
-        </w:rPr>
-      </w:r>
-      <w:r>
-        <w:rPr>
-          <w:lang w:val="ar_AE" w:bidi="ar_AE"/>
-        </w:rPr>
-      </w:r>
-    </w:p>
-    <w:p>
-      <w:pPr>
-        <w:bidi/>
-      </w:pPr>
-      <w:r>
-        <w:rPr>
-          <w:lang w:val="ar_AE" w:bidi="ar_AE"/>
-        </w:rPr>
-      </w:r>
-    </w:p>
-    <w:p>
-      <w:pPr>
-        <w:bidi/>
-      </w:pPr>
-      <w:r>
-        <w:rPr>
-          <w:lang w:val="ar_AE" w:bidi="ar_AE"/>
-        </w:rPr>
-      </w:r>
-      <w:r>
-        <w:rPr>
-          <w:vertAlign w:val="superscript"/>
-          <w:lang w:val="ar_AE" w:bidi="ar_AE"/>
-        </w:rPr>
-        <w:t>11</w:t>
-      </w:r>
-      <w:r>
-        <w:rPr>
-          <w:lang w:val="ar_AE" w:bidi="ar_AE"/>
-        </w:rPr>
-        <w:t xml:space="preserve"> ثُمَّ يَجْتَاحُونَ كَالرِّيحِ وَيَرْحَلُونَ، فَقُوَّةُ هَؤُلاءِ الرِّجَالِ هِيَ إِلَهُهُمْ.</w:t>
-      </w:r>
-      <w:r>
-        <w:rPr>
-          <w:lang w:val="ar_AE" w:bidi="ar_AE"/>
-        </w:rPr>
-      </w:r>
-      <w:r>
-        <w:rPr>
-          <w:lang w:val="ar_AE" w:bidi="ar_AE"/>
-        </w:rPr>
-      </w:r>
-    </w:p>
-    <w:p>
-      <w:pPr>
-        <w:bidi/>
-      </w:pPr>
-      <w:r>
-        <w:rPr>
-          <w:lang w:val="ar_AE" w:bidi="ar_AE"/>
-        </w:rPr>
-      </w:r>
-    </w:p>
-    <w:p>
-      <w:pPr>
-        <w:bidi/>
-      </w:pPr>
-      <w:r>
-        <w:rPr>
-          <w:lang w:val="ar_AE" w:bidi="ar_AE"/>
-        </w:rPr>
-      </w:r>
-      <w:r>
-        <w:rPr>
-          <w:vertAlign w:val="superscript"/>
-          <w:lang w:val="ar_AE" w:bidi="ar_AE"/>
-        </w:rPr>
-        <w:t>12</w:t>
-      </w:r>
-      <w:r>
-        <w:rPr>
-          <w:lang w:val="ar_AE" w:bidi="ar_AE"/>
-        </w:rPr>
-        <w:t xml:space="preserve"> أَلَسْتَ أَنْتَ مُنْذُ الأَزَلِ أَيُّهَا الرَّبُّ إِلَهِي، قُدُّوسِي؟ لِهَذَا لَنْ نَفْنَى. لَقَدْ أَقَمْتَ الْكَلْدَانِيِّينَ لِمُقَاضَاتِنَا وَاخْتَرْتَهُمْ يَا صَخْرَتِي لِتُعَاقِبَنَا.</w:t>
-      </w:r>
-      <w:r>
-        <w:rPr>
-          <w:lang w:val="ar_AE" w:bidi="ar_AE"/>
-        </w:rPr>
-      </w:r>
-      <w:r>
-        <w:rPr>
-          <w:lang w:val="ar_AE" w:bidi="ar_AE"/>
-        </w:rPr>
-      </w:r>
-    </w:p>
-    <w:p>
-      <w:pPr>
-        <w:bidi/>
-      </w:pPr>
-      <w:r>
-        <w:rPr>
-          <w:lang w:val="ar_AE" w:bidi="ar_AE"/>
-        </w:rPr>
-      </w:r>
-    </w:p>
-    <w:p>
-      <w:pPr>
-        <w:bidi/>
-      </w:pPr>
-      <w:r>
-        <w:rPr>
-          <w:lang w:val="ar_AE" w:bidi="ar_AE"/>
-        </w:rPr>
-      </w:r>
-      <w:r>
-        <w:rPr>
-          <w:vertAlign w:val="superscript"/>
-          <w:lang w:val="ar_AE" w:bidi="ar_AE"/>
-        </w:rPr>
-        <w:t>13</w:t>
-      </w:r>
-      <w:r>
-        <w:rPr>
-          <w:lang w:val="ar_AE" w:bidi="ar_AE"/>
-        </w:rPr>
-        <w:t xml:space="preserve"> إِنَّ عَيْنَيْكَ أَطْهَرُ مِنْ أَنْ تَشْهَدَا الشَّرَّ، وَأَنْتَ لَا تُطِيقُ رُؤْيَةَ الظُّلْمِ، فَكَيْفَ تَحْتَمِلُ مُشَاهَدَةَ الأَثَمَةِ، وَتَصْمُتُ عِنْدَمَا يَبْتَلِعُ الْمُنَافِقُونَ مَنْ هُمْ أَبَرُّ مِنْهُمْ؟</w:t>
-      </w:r>
-      <w:r>
-        <w:rPr>
-          <w:lang w:val="ar_AE" w:bidi="ar_AE"/>
-        </w:rPr>
-      </w:r>
-      <w:r>
-        <w:rPr>
-          <w:lang w:val="ar_AE" w:bidi="ar_AE"/>
-        </w:rPr>
-      </w:r>
-    </w:p>
-    <w:p>
-      <w:pPr>
-        <w:bidi/>
-      </w:pPr>
-      <w:r>
-        <w:rPr>
-          <w:lang w:val="ar_AE" w:bidi="ar_AE"/>
-        </w:rPr>
-      </w:r>
-    </w:p>
-    <w:p>
-      <w:pPr>
-        <w:bidi/>
-      </w:pPr>
-      <w:r>
-        <w:rPr>
-          <w:lang w:val="ar_AE" w:bidi="ar_AE"/>
-        </w:rPr>
-      </w:r>
-      <w:r>
-        <w:rPr>
-          <w:vertAlign w:val="superscript"/>
-          <w:lang w:val="ar_AE" w:bidi="ar_AE"/>
-        </w:rPr>
-        <w:t>14</w:t>
-      </w:r>
-      <w:r>
-        <w:rPr>
-          <w:lang w:val="ar_AE" w:bidi="ar_AE"/>
-        </w:rPr>
-        <w:t xml:space="preserve"> وَكَيْفَ تَجْعَلُ النَّاسَ كَأَسْمَاكِ الْبَحْرِ، أَوْ كَأَسْرَابِ الْحَشَرَاتِ الَّتِي لَا قَائِدَ لَهَا؟</w:t>
-      </w:r>
-      <w:r>
-        <w:rPr>
-          <w:lang w:val="ar_AE" w:bidi="ar_AE"/>
-        </w:rPr>
-      </w:r>
-      <w:r>
-        <w:rPr>
-          <w:lang w:val="ar_AE" w:bidi="ar_AE"/>
-        </w:rPr>
-      </w:r>
-    </w:p>
-    <w:p>
-      <w:pPr>
-        <w:bidi/>
-      </w:pPr>
-      <w:r>
-        <w:rPr>
-          <w:lang w:val="ar_AE" w:bidi="ar_AE"/>
-        </w:rPr>
-      </w:r>
-    </w:p>
-    <w:p>
-      <w:pPr>
-        <w:bidi/>
-      </w:pPr>
-      <w:r>
-        <w:rPr>
-          <w:lang w:val="ar_AE" w:bidi="ar_AE"/>
-        </w:rPr>
-      </w:r>
-      <w:r>
-        <w:rPr>
-          <w:vertAlign w:val="superscript"/>
-          <w:lang w:val="ar_AE" w:bidi="ar_AE"/>
-        </w:rPr>
-        <w:t>15</w:t>
-      </w:r>
-      <w:r>
-        <w:rPr>
-          <w:lang w:val="ar_AE" w:bidi="ar_AE"/>
-        </w:rPr>
-        <w:t xml:space="preserve"> إِنَّ الْكَلْدَانِيِّينَ يَسْتَخْرِجُونَهُمْ بِالشُّصُوصِ، وَيَصْطَادُونَهُمْ بِالشَّبَكَةِ، وَيَجْمَعُونَهُمْ فِي مِصْيَدَتِهِمْ مُتَهَلِّلِينَ فَرِحِينَ.</w:t>
-      </w:r>
-      <w:r>
-        <w:rPr>
-          <w:lang w:val="ar_AE" w:bidi="ar_AE"/>
-        </w:rPr>
-      </w:r>
-      <w:r>
-        <w:rPr>
-          <w:lang w:val="ar_AE" w:bidi="ar_AE"/>
-        </w:rPr>
-      </w:r>
-    </w:p>
-    <w:p>
-      <w:pPr>
-        <w:bidi/>
-      </w:pPr>
-      <w:r>
-        <w:rPr>
-          <w:lang w:val="ar_AE" w:bidi="ar_AE"/>
-        </w:rPr>
-      </w:r>
-    </w:p>
-    <w:p>
-      <w:pPr>
-        <w:bidi/>
-      </w:pPr>
-      <w:r>
-        <w:rPr>
-          <w:lang w:val="ar_AE" w:bidi="ar_AE"/>
-        </w:rPr>
-      </w:r>
-      <w:r>
-        <w:rPr>
-          <w:vertAlign w:val="superscript"/>
-          <w:lang w:val="ar_AE" w:bidi="ar_AE"/>
-        </w:rPr>
-        <w:t>16</w:t>
-      </w:r>
-      <w:r>
-        <w:rPr>
-          <w:lang w:val="ar_AE" w:bidi="ar_AE"/>
-        </w:rPr>
-        <w:t xml:space="preserve"> لِهَذَا هُمْ يُقَرِّبُونَ ذَبَائِحَ لِشِبَاكِهِمْ، وَيُحْرِقُونَ بَخُوراً لِمَصَائِدِهِمْ، لأَنَّهُمْ بِفَضْلِهَا يَتَمَتَّعُونَ بِالرَّفَاهِيَةِ وَيَتَلَذَّذُونَ بِأَطَايِبِ الطَّعَامِ.</w:t>
-      </w:r>
-      <w:r>
-        <w:rPr>
-          <w:lang w:val="ar_AE" w:bidi="ar_AE"/>
-        </w:rPr>
-      </w:r>
-      <w:r>
-        <w:rPr>
-          <w:lang w:val="ar_AE" w:bidi="ar_AE"/>
-        </w:rPr>
-      </w:r>
-    </w:p>
-    <w:p>
-      <w:pPr>
-        <w:bidi/>
-      </w:pPr>
-      <w:r>
-        <w:rPr>
-          <w:lang w:val="ar_AE" w:bidi="ar_AE"/>
-        </w:rPr>
-      </w:r>
-    </w:p>
-    <w:p>
-      <w:pPr>
-        <w:bidi/>
-      </w:pPr>
-      <w:r>
-        <w:rPr>
-          <w:lang w:val="ar_AE" w:bidi="ar_AE"/>
-        </w:rPr>
-      </w:r>
-      <w:r>
-        <w:rPr>
-          <w:vertAlign w:val="superscript"/>
+          <w:rtl/>
+          <w:cs/>
           <w:lang w:val="ar_AE" w:bidi="ar_AE"/>
         </w:rPr>
         <w:t>17</w:t>
       </w:r>
       <w:r>
         <w:rPr>
+          <w:rtl/>
+          <w:cs/>
           <w:lang w:val="ar_AE" w:bidi="ar_AE"/>
         </w:rPr>
         <w:t xml:space="preserve"> أَمِنْ أَجْلِ هَذَا يَظَلُّونَ يُفْرِغُونَ شِبَاكَهُمْ وَلا يَكُفُّونَ عَنْ إِهْلاكِ الأُمَمِ إِلَى الأَبَدِ؟</w:t>
-      </w:r>
-      <w:r>
-        <w:rPr>
-          <w:lang w:val="ar_AE" w:bidi="ar_AE"/>
-        </w:rPr>
-      </w:r>
-      <w:r>
-        <w:rPr>
-          <w:lang w:val="ar_AE" w:bidi="ar_AE"/>
-        </w:rPr>
-      </w:r>
-    </w:p>
-    <w:p>
-      <w:pPr>
-        <w:bidi/>
-      </w:pPr>
-      <w:r>
-        <w:rPr>
-          <w:lang w:val="ar_AE" w:bidi="ar_AE"/>
-        </w:rPr>
       </w:r>
     </w:p>
     <w:p>
@@ -989,12 +750,16 @@
       </w:pPr>
       <w:r>
         <w:rPr>
-          <w:lang w:val="ar_AE" w:bidi="ar_AE"/>
-        </w:rPr>
-        <w:t>Habakkuk 2:1</w:t>
-      </w:r>
-      <w:r>
-        <w:rPr>
+          <w:rtl/>
+          <w:cs/>
+          <w:lang w:val="ar_AE" w:bidi="ar_AE"/>
+        </w:rPr>
+        <w:t>حبقوق 2:1</w:t>
+      </w:r>
+      <w:r>
+        <w:rPr>
+          <w:rtl/>
+          <w:cs/>
           <w:lang w:val="ar_AE" w:bidi="ar_AE"/>
         </w:rPr>
       </w:r>
@@ -1005,32 +770,28 @@
       </w:pPr>
       <w:r>
         <w:rPr>
+          <w:rtl/>
+          <w:cs/>
           <w:lang w:val="ar_AE" w:bidi="ar_AE"/>
         </w:rPr>
       </w:r>
       <w:r>
         <w:rPr>
           <w:vertAlign w:val="superscript"/>
+          <w:rtl/>
+          <w:cs/>
           <w:lang w:val="ar_AE" w:bidi="ar_AE"/>
         </w:rPr>
         <w:t>1</w:t>
       </w:r>
       <w:r>
         <w:rPr>
+          <w:rtl/>
+          <w:cs/>
           <w:lang w:val="ar_AE" w:bidi="ar_AE"/>
         </w:rPr>
         <w:t xml:space="preserve"> سَأَقِفُ عَلَى مَرْصَدِي وَأَنْتَصِبُ عَلَى الْحِصْنِ، وَأَتَرَقَّبُ لأَرَى مَاذَا يَقُولُ لِي الرَّبُّ، وَبِمَا يُجِيبُ عَنْ شَكْوَايَ.</w:t>
       </w:r>
-      <w:r>
-        <w:rPr>
-          <w:lang w:val="ar_AE" w:bidi="ar_AE"/>
-        </w:rPr>
-      </w:r>
-      <w:r>
-        <w:rPr>
-          <w:lang w:val="ar_AE" w:bidi="ar_AE"/>
-        </w:rPr>
-      </w:r>
     </w:p>
     <w:p>
       <w:pPr>
@@ -1038,8 +799,27 @@
       </w:pPr>
       <w:r>
         <w:rPr>
-          <w:lang w:val="ar_AE" w:bidi="ar_AE"/>
-        </w:rPr>
+          <w:rtl/>
+          <w:cs/>
+          <w:lang w:val="ar_AE" w:bidi="ar_AE"/>
+        </w:rPr>
+      </w:r>
+      <w:r>
+        <w:rPr>
+          <w:vertAlign w:val="superscript"/>
+          <w:rtl/>
+          <w:cs/>
+          <w:lang w:val="ar_AE" w:bidi="ar_AE"/>
+        </w:rPr>
+        <w:t>2</w:t>
+      </w:r>
+      <w:r>
+        <w:rPr>
+          <w:rtl/>
+          <w:cs/>
+          <w:lang w:val="ar_AE" w:bidi="ar_AE"/>
+        </w:rPr>
+        <w:t xml:space="preserve"> فَأَجَابَنِي الرَّبُّ: «اكْتُبِ الرُّؤْيَا بِوُضُوحٍ عَلَى الأَلْوَاحِ لِيَسْتَطِيعَ حَتَّى الرَّاكِضُ قِرَاءَتَهَا بِسُهُولَةٍ وَحَمْلَهَا لِلآخَرِينَ.</w:t>
       </w:r>
     </w:p>
     <w:p>
@@ -1048,31 +828,27 @@
       </w:pPr>
       <w:r>
         <w:rPr>
+          <w:rtl/>
+          <w:cs/>
           <w:lang w:val="ar_AE" w:bidi="ar_AE"/>
         </w:rPr>
       </w:r>
       <w:r>
         <w:rPr>
           <w:vertAlign w:val="superscript"/>
-          <w:lang w:val="ar_AE" w:bidi="ar_AE"/>
-        </w:rPr>
-        <w:t>2</w:t>
-      </w:r>
-      <w:r>
-        <w:rPr>
-          <w:lang w:val="ar_AE" w:bidi="ar_AE"/>
-        </w:rPr>
-        <w:t xml:space="preserve"> فَأَجَابَنِي الرَّبُّ: «اكْتُبِ الرُّؤْيَا بِوُضُوحٍ عَلَى الأَلْوَاحِ لِيَسْتَطِيعَ حَتَّى الرَّاكِضُ قِرَاءَتَهَا بِسُهُولَةٍ وَحَمْلَهَا لِلآخَرِينَ.</w:t>
-      </w:r>
-      <w:r>
-        <w:rPr>
-          <w:lang w:val="ar_AE" w:bidi="ar_AE"/>
-        </w:rPr>
-      </w:r>
-      <w:r>
-        <w:rPr>
-          <w:lang w:val="ar_AE" w:bidi="ar_AE"/>
-        </w:rPr>
+          <w:rtl/>
+          <w:cs/>
+          <w:lang w:val="ar_AE" w:bidi="ar_AE"/>
+        </w:rPr>
+        <w:t>3</w:t>
+      </w:r>
+      <w:r>
+        <w:rPr>
+          <w:rtl/>
+          <w:cs/>
+          <w:lang w:val="ar_AE" w:bidi="ar_AE"/>
+        </w:rPr>
+        <w:t xml:space="preserve"> لأَنَّ الرُّؤْيَا لَا تَتَحَقَّقُ إِلّا فِي مِيعَادِهَا، وَتُسْرِعُ إِلَى نِهَايَتِهَا. إِنَّهَا لَا تَكْذِبُ وَإِنْ تَوَانَتْ فَانْتَظِرْهَا، لأَنَّهَا لابُدَّ أَنْ تَتَحَقَّقَ وَلَنْ تَتَأَخَّرَ طَوِيلاً.»</w:t>
       </w:r>
     </w:p>
     <w:p>
@@ -1081,8 +857,27 @@
       </w:pPr>
       <w:r>
         <w:rPr>
-          <w:lang w:val="ar_AE" w:bidi="ar_AE"/>
-        </w:rPr>
+          <w:rtl/>
+          <w:cs/>
+          <w:lang w:val="ar_AE" w:bidi="ar_AE"/>
+        </w:rPr>
+      </w:r>
+      <w:r>
+        <w:rPr>
+          <w:vertAlign w:val="superscript"/>
+          <w:rtl/>
+          <w:cs/>
+          <w:lang w:val="ar_AE" w:bidi="ar_AE"/>
+        </w:rPr>
+        <w:t>4</w:t>
+      </w:r>
+      <w:r>
+        <w:rPr>
+          <w:rtl/>
+          <w:cs/>
+          <w:lang w:val="ar_AE" w:bidi="ar_AE"/>
+        </w:rPr>
+        <w:t xml:space="preserve"> أَمَّا الرِّسَالَةُ فَهِيَ: «إِنَّ ذَا النَّفْسِ الْمُنْتَفِخَةِ غَيْرِ الْمُسْتَقِيمَةِ مَصِيرُهُ الْهَلاكُ، أَمَّا الْبَارُّ فَبِالإِيمَانِ يَحْيَا.</w:t>
       </w:r>
     </w:p>
     <w:p>
@@ -1091,31 +886,27 @@
       </w:pPr>
       <w:r>
         <w:rPr>
+          <w:rtl/>
+          <w:cs/>
           <w:lang w:val="ar_AE" w:bidi="ar_AE"/>
         </w:rPr>
       </w:r>
       <w:r>
         <w:rPr>
           <w:vertAlign w:val="superscript"/>
-          <w:lang w:val="ar_AE" w:bidi="ar_AE"/>
-        </w:rPr>
-        <w:t>3</w:t>
-      </w:r>
-      <w:r>
-        <w:rPr>
-          <w:lang w:val="ar_AE" w:bidi="ar_AE"/>
-        </w:rPr>
-        <w:t xml:space="preserve"> لأَنَّ الرُّؤْيَا لَا تَتَحَقَّقُ إِلّا فِي مِيعَادِهَا، وَتُسْرِعُ إِلَى نِهَايَتِهَا. إِنَّهَا لَا تَكْذِبُ وَإِنْ تَوَانَتْ فَانْتَظِرْهَا، لأَنَّهَا لابُدَّ أَنْ تَتَحَقَّقَ وَلَنْ تَتَأَخَّرَ طَوِيلاً.»</w:t>
-      </w:r>
-      <w:r>
-        <w:rPr>
-          <w:lang w:val="ar_AE" w:bidi="ar_AE"/>
-        </w:rPr>
-      </w:r>
-      <w:r>
-        <w:rPr>
-          <w:lang w:val="ar_AE" w:bidi="ar_AE"/>
-        </w:rPr>
+          <w:rtl/>
+          <w:cs/>
+          <w:lang w:val="ar_AE" w:bidi="ar_AE"/>
+        </w:rPr>
+        <w:t>5</w:t>
+      </w:r>
+      <w:r>
+        <w:rPr>
+          <w:rtl/>
+          <w:cs/>
+          <w:lang w:val="ar_AE" w:bidi="ar_AE"/>
+        </w:rPr>
+        <w:t xml:space="preserve"> وَكَمَا أَنَّ الْخَمْرَ غَادِرَةٌ، كَذَلِكَ تَأْخُذُ الْمُغْتَرَّ نَشْوَةُ الانْتِصَارِ فَلا يَسْتَكِينُ، فَإِنَّ جَشَعَهُ فِي سِعَةِ الْهَاوِيَةِ، وهُوَ كَالْمَوْتِ لَا يَشْبَعُ. لِهَذَا يَجْمَعُ لِنَفْسِهِ كُلَّ الأُمَمِ وَيَسْبِي جَمِيعَ الشُّعُوبِ.</w:t>
       </w:r>
     </w:p>
     <w:p>
@@ -1124,8 +915,27 @@
       </w:pPr>
       <w:r>
         <w:rPr>
-          <w:lang w:val="ar_AE" w:bidi="ar_AE"/>
-        </w:rPr>
+          <w:rtl/>
+          <w:cs/>
+          <w:lang w:val="ar_AE" w:bidi="ar_AE"/>
+        </w:rPr>
+      </w:r>
+      <w:r>
+        <w:rPr>
+          <w:vertAlign w:val="superscript"/>
+          <w:rtl/>
+          <w:cs/>
+          <w:lang w:val="ar_AE" w:bidi="ar_AE"/>
+        </w:rPr>
+        <w:t>6</w:t>
+      </w:r>
+      <w:r>
+        <w:rPr>
+          <w:rtl/>
+          <w:cs/>
+          <w:lang w:val="ar_AE" w:bidi="ar_AE"/>
+        </w:rPr>
+        <w:t xml:space="preserve"> وَلَكِنْ لَا يَلْبَثُ أَنْ يَسْخَرَ مِنْهُ سَبَايَاهُ قَائِلِينَ: ’وَيْلٌ لِمَنْ يُكَوِّمُ لِنَفْسِهِ الأَسْلابَ، وَيَثْرَى عَلَى حِسَابِ مَا نَهَبَ. إِنَّمَا إِلَى مَتَى؟‘</w:t>
       </w:r>
     </w:p>
     <w:p>
@@ -1134,31 +944,27 @@
       </w:pPr>
       <w:r>
         <w:rPr>
+          <w:rtl/>
+          <w:cs/>
           <w:lang w:val="ar_AE" w:bidi="ar_AE"/>
         </w:rPr>
       </w:r>
       <w:r>
         <w:rPr>
           <w:vertAlign w:val="superscript"/>
-          <w:lang w:val="ar_AE" w:bidi="ar_AE"/>
-        </w:rPr>
-        <w:t>4</w:t>
-      </w:r>
-      <w:r>
-        <w:rPr>
-          <w:lang w:val="ar_AE" w:bidi="ar_AE"/>
-        </w:rPr>
-        <w:t xml:space="preserve"> أَمَّا الرِّسَالَةُ فَهِيَ: «إِنَّ ذَا النَّفْسِ الْمُنْتَفِخَةِ غَيْرِ الْمُسْتَقِيمَةِ مَصِيرُهُ الْهَلاكُ، أَمَّا الْبَارُّ فَبِالإِيمَانِ يَحْيَا.</w:t>
-      </w:r>
-      <w:r>
-        <w:rPr>
-          <w:lang w:val="ar_AE" w:bidi="ar_AE"/>
-        </w:rPr>
-      </w:r>
-      <w:r>
-        <w:rPr>
-          <w:lang w:val="ar_AE" w:bidi="ar_AE"/>
-        </w:rPr>
+          <w:rtl/>
+          <w:cs/>
+          <w:lang w:val="ar_AE" w:bidi="ar_AE"/>
+        </w:rPr>
+        <w:t>7</w:t>
+      </w:r>
+      <w:r>
+        <w:rPr>
+          <w:rtl/>
+          <w:cs/>
+          <w:lang w:val="ar_AE" w:bidi="ar_AE"/>
+        </w:rPr>
+        <w:t xml:space="preserve"> أَلا يَقُومُ عَلَيْكَ دَائِنُوكَ بَغْتَةً، أَوَ لَا يَثُورُونَ عَلَيْكَ وَيَمْلأُونَكَ رُعْباً، فَتُصْبِحَ لَهُمْ غَنِيمَةً؟</w:t>
       </w:r>
     </w:p>
     <w:p>
@@ -1167,8 +973,27 @@
       </w:pPr>
       <w:r>
         <w:rPr>
-          <w:lang w:val="ar_AE" w:bidi="ar_AE"/>
-        </w:rPr>
+          <w:rtl/>
+          <w:cs/>
+          <w:lang w:val="ar_AE" w:bidi="ar_AE"/>
+        </w:rPr>
+      </w:r>
+      <w:r>
+        <w:rPr>
+          <w:vertAlign w:val="superscript"/>
+          <w:rtl/>
+          <w:cs/>
+          <w:lang w:val="ar_AE" w:bidi="ar_AE"/>
+        </w:rPr>
+        <w:t>8</w:t>
+      </w:r>
+      <w:r>
+        <w:rPr>
+          <w:rtl/>
+          <w:cs/>
+          <w:lang w:val="ar_AE" w:bidi="ar_AE"/>
+        </w:rPr>
+        <w:t xml:space="preserve"> لأَنَّكَ سَلَبْتَ أُمَماً كَثِيرَةً فَإِنَّ بَقِيَّةَ الشُّعُوبِ يَنْهَبُونَكَ ثَأْراً لِمَا سَفَكْتَ مِنْ دِمَاءٍ وَارْتَكَبْتَ مِنْ جَوْرٍ فِي الأَرْضِ، فَدَمَّرْتَ مُدُناً وَأَهْلَكْتَ السَّاكِنِينَ فِيهَا.</w:t>
       </w:r>
     </w:p>
     <w:p>
@@ -1177,31 +1002,27 @@
       </w:pPr>
       <w:r>
         <w:rPr>
+          <w:rtl/>
+          <w:cs/>
           <w:lang w:val="ar_AE" w:bidi="ar_AE"/>
         </w:rPr>
       </w:r>
       <w:r>
         <w:rPr>
           <w:vertAlign w:val="superscript"/>
-          <w:lang w:val="ar_AE" w:bidi="ar_AE"/>
-        </w:rPr>
-        <w:t>5</w:t>
-      </w:r>
-      <w:r>
-        <w:rPr>
-          <w:lang w:val="ar_AE" w:bidi="ar_AE"/>
-        </w:rPr>
-        <w:t xml:space="preserve"> وَكَمَا أَنَّ الْخَمْرَ غَادِرَةٌ، كَذَلِكَ تَأْخُذُ الْمُغْتَرَّ نَشْوَةُ الانْتِصَارِ فَلا يَسْتَكِينُ، فَإِنَّ جَشَعَهُ فِي سِعَةِ الْهَاوِيَةِ، وهُوَ كَالْمَوْتِ لَا يَشْبَعُ. لِهَذَا يَجْمَعُ لِنَفْسِهِ كُلَّ الأُمَمِ وَيَسْبِي جَمِيعَ الشُّعُوبِ.</w:t>
-      </w:r>
-      <w:r>
-        <w:rPr>
-          <w:lang w:val="ar_AE" w:bidi="ar_AE"/>
-        </w:rPr>
-      </w:r>
-      <w:r>
-        <w:rPr>
-          <w:lang w:val="ar_AE" w:bidi="ar_AE"/>
-        </w:rPr>
+          <w:rtl/>
+          <w:cs/>
+          <w:lang w:val="ar_AE" w:bidi="ar_AE"/>
+        </w:rPr>
+        <w:t>9</w:t>
+      </w:r>
+      <w:r>
+        <w:rPr>
+          <w:rtl/>
+          <w:cs/>
+          <w:lang w:val="ar_AE" w:bidi="ar_AE"/>
+        </w:rPr>
+        <w:t xml:space="preserve"> وَيْلٌ لِمَنْ يَدَّخِرُ لِبَنِيهِ مَكْسَبَ ظُلْمٍ، وَيُشَيِّدُ مَسْكَنَهُ فِي مَقَامٍ حَصِينٍ لِيَكُونَ فِي مَأْمَنٍ مِنَ الْخَطَرِ.</w:t>
       </w:r>
     </w:p>
     <w:p>
@@ -1210,8 +1031,27 @@
       </w:pPr>
       <w:r>
         <w:rPr>
-          <w:lang w:val="ar_AE" w:bidi="ar_AE"/>
-        </w:rPr>
+          <w:rtl/>
+          <w:cs/>
+          <w:lang w:val="ar_AE" w:bidi="ar_AE"/>
+        </w:rPr>
+      </w:r>
+      <w:r>
+        <w:rPr>
+          <w:vertAlign w:val="superscript"/>
+          <w:rtl/>
+          <w:cs/>
+          <w:lang w:val="ar_AE" w:bidi="ar_AE"/>
+        </w:rPr>
+        <w:t>10</w:t>
+      </w:r>
+      <w:r>
+        <w:rPr>
+          <w:rtl/>
+          <w:cs/>
+          <w:lang w:val="ar_AE" w:bidi="ar_AE"/>
+        </w:rPr>
+        <w:t xml:space="preserve"> لَقَدْ لَطَّخَتْ مُؤَامَرَتُكَ بَيْتَكَ بِالْعَارِ حِينَ اسْتَأْصَلْتَ أُمَماً عَدِيدَةً وَجَلَبْتَ الدَّمَارَ عَلَى نَفْسِكَ.</w:t>
       </w:r>
     </w:p>
     <w:p>
@@ -1220,31 +1060,27 @@
       </w:pPr>
       <w:r>
         <w:rPr>
+          <w:rtl/>
+          <w:cs/>
           <w:lang w:val="ar_AE" w:bidi="ar_AE"/>
         </w:rPr>
       </w:r>
       <w:r>
         <w:rPr>
           <w:vertAlign w:val="superscript"/>
-          <w:lang w:val="ar_AE" w:bidi="ar_AE"/>
-        </w:rPr>
-        <w:t>6</w:t>
-      </w:r>
-      <w:r>
-        <w:rPr>
-          <w:lang w:val="ar_AE" w:bidi="ar_AE"/>
-        </w:rPr>
-        <w:t xml:space="preserve"> وَلَكِنْ لَا يَلْبَثُ أَنْ يَسْخَرَ مِنْهُ سَبَايَاهُ قَائِلِينَ: ’وَيْلٌ لِمَنْ يُكَوِّمُ لِنَفْسِهِ الأَسْلابَ، وَيَثْرَى عَلَى حِسَابِ مَا نَهَبَ. إِنَّمَا إِلَى مَتَى؟‘</w:t>
-      </w:r>
-      <w:r>
-        <w:rPr>
-          <w:lang w:val="ar_AE" w:bidi="ar_AE"/>
-        </w:rPr>
-      </w:r>
-      <w:r>
-        <w:rPr>
-          <w:lang w:val="ar_AE" w:bidi="ar_AE"/>
-        </w:rPr>
+          <w:rtl/>
+          <w:cs/>
+          <w:lang w:val="ar_AE" w:bidi="ar_AE"/>
+        </w:rPr>
+        <w:t>11</w:t>
+      </w:r>
+      <w:r>
+        <w:rPr>
+          <w:rtl/>
+          <w:cs/>
+          <w:lang w:val="ar_AE" w:bidi="ar_AE"/>
+        </w:rPr>
+        <w:t xml:space="preserve"> حَتَّى حِجَارَةُ الْجُدْرَانِ تَصْرُخُ مِنْ شَرِّكَ، فَتُرَدِّدُ الدَّعَائِمُ الْخَشَبِيَّةُ أَصْدَاءَهَا.</w:t>
       </w:r>
     </w:p>
     <w:p>
@@ -1253,8 +1089,27 @@
       </w:pPr>
       <w:r>
         <w:rPr>
-          <w:lang w:val="ar_AE" w:bidi="ar_AE"/>
-        </w:rPr>
+          <w:rtl/>
+          <w:cs/>
+          <w:lang w:val="ar_AE" w:bidi="ar_AE"/>
+        </w:rPr>
+      </w:r>
+      <w:r>
+        <w:rPr>
+          <w:vertAlign w:val="superscript"/>
+          <w:rtl/>
+          <w:cs/>
+          <w:lang w:val="ar_AE" w:bidi="ar_AE"/>
+        </w:rPr>
+        <w:t>12</w:t>
+      </w:r>
+      <w:r>
+        <w:rPr>
+          <w:rtl/>
+          <w:cs/>
+          <w:lang w:val="ar_AE" w:bidi="ar_AE"/>
+        </w:rPr>
+        <w:t xml:space="preserve"> وَيْلٌ لِمَنْ يَبْنِي مَدِينَةً بِالدِّمَاءِ، وَيُؤَسِّسُ قَرْيَةً بِالإِثْمِ.</w:t>
       </w:r>
     </w:p>
     <w:p>
@@ -1263,31 +1118,27 @@
       </w:pPr>
       <w:r>
         <w:rPr>
+          <w:rtl/>
+          <w:cs/>
           <w:lang w:val="ar_AE" w:bidi="ar_AE"/>
         </w:rPr>
       </w:r>
       <w:r>
         <w:rPr>
           <w:vertAlign w:val="superscript"/>
-          <w:lang w:val="ar_AE" w:bidi="ar_AE"/>
-        </w:rPr>
-        <w:t>7</w:t>
-      </w:r>
-      <w:r>
-        <w:rPr>
-          <w:lang w:val="ar_AE" w:bidi="ar_AE"/>
-        </w:rPr>
-        <w:t xml:space="preserve"> أَلا يَقُومُ عَلَيْكَ دَائِنُوكَ بَغْتَةً، أَوَ لَا يَثُورُونَ عَلَيْكَ وَيَمْلأُونَكَ رُعْباً، فَتُصْبِحَ لَهُمْ غَنِيمَةً؟</w:t>
-      </w:r>
-      <w:r>
-        <w:rPr>
-          <w:lang w:val="ar_AE" w:bidi="ar_AE"/>
-        </w:rPr>
-      </w:r>
-      <w:r>
-        <w:rPr>
-          <w:lang w:val="ar_AE" w:bidi="ar_AE"/>
-        </w:rPr>
+          <w:rtl/>
+          <w:cs/>
+          <w:lang w:val="ar_AE" w:bidi="ar_AE"/>
+        </w:rPr>
+        <w:t>13</w:t>
+      </w:r>
+      <w:r>
+        <w:rPr>
+          <w:rtl/>
+          <w:cs/>
+          <w:lang w:val="ar_AE" w:bidi="ar_AE"/>
+        </w:rPr>
+        <w:t xml:space="preserve"> أَلَمْ يَصْدُرِ الْقَضَاءُ مِنْ عِنْدِ الرَّبِّ الْقَدِيرِ أَنْ يَؤُولَ تَعَبُ الشُّعُوبِ إِلَى النَّارِ وَجَهْدُ الأُمَمِ إِلَى الْبَاطِلِ؟</w:t>
       </w:r>
     </w:p>
     <w:p>
@@ -1296,8 +1147,27 @@
       </w:pPr>
       <w:r>
         <w:rPr>
-          <w:lang w:val="ar_AE" w:bidi="ar_AE"/>
-        </w:rPr>
+          <w:rtl/>
+          <w:cs/>
+          <w:lang w:val="ar_AE" w:bidi="ar_AE"/>
+        </w:rPr>
+      </w:r>
+      <w:r>
+        <w:rPr>
+          <w:vertAlign w:val="superscript"/>
+          <w:rtl/>
+          <w:cs/>
+          <w:lang w:val="ar_AE" w:bidi="ar_AE"/>
+        </w:rPr>
+        <w:t>14</w:t>
+      </w:r>
+      <w:r>
+        <w:rPr>
+          <w:rtl/>
+          <w:cs/>
+          <w:lang w:val="ar_AE" w:bidi="ar_AE"/>
+        </w:rPr>
+        <w:t xml:space="preserve"> لأَنَّ الأَرْضَ سَتَمْتَلِئُ مِنْ مَعْرِفَةِ مَجْدِ الرَّبِّ كَمَا تَغْمُرُ الْمِيَاهُ الْبَحْرَ.</w:t>
       </w:r>
     </w:p>
     <w:p>
@@ -1306,31 +1176,27 @@
       </w:pPr>
       <w:r>
         <w:rPr>
+          <w:rtl/>
+          <w:cs/>
           <w:lang w:val="ar_AE" w:bidi="ar_AE"/>
         </w:rPr>
       </w:r>
       <w:r>
         <w:rPr>
           <w:vertAlign w:val="superscript"/>
-          <w:lang w:val="ar_AE" w:bidi="ar_AE"/>
-        </w:rPr>
-        <w:t>8</w:t>
-      </w:r>
-      <w:r>
-        <w:rPr>
-          <w:lang w:val="ar_AE" w:bidi="ar_AE"/>
-        </w:rPr>
-        <w:t xml:space="preserve"> لأَنَّكَ سَلَبْتَ أُمَماً كَثِيرَةً فَإِنَّ بَقِيَّةَ الشُّعُوبِ يَنْهَبُونَكَ ثَأْراً لِمَا سَفَكْتَ مِنْ دِمَاءٍ وَارْتَكَبْتَ مِنْ جَوْرٍ فِي الأَرْضِ، فَدَمَّرْتَ مُدُناً وَأَهْلَكْتَ السَّاكِنِينَ فِيهَا.</w:t>
-      </w:r>
-      <w:r>
-        <w:rPr>
-          <w:lang w:val="ar_AE" w:bidi="ar_AE"/>
-        </w:rPr>
-      </w:r>
-      <w:r>
-        <w:rPr>
-          <w:lang w:val="ar_AE" w:bidi="ar_AE"/>
-        </w:rPr>
+          <w:rtl/>
+          <w:cs/>
+          <w:lang w:val="ar_AE" w:bidi="ar_AE"/>
+        </w:rPr>
+        <w:t>15</w:t>
+      </w:r>
+      <w:r>
+        <w:rPr>
+          <w:rtl/>
+          <w:cs/>
+          <w:lang w:val="ar_AE" w:bidi="ar_AE"/>
+        </w:rPr>
+        <w:t xml:space="preserve"> وَيْلٌ لِمَنْ يَسْقِي صَاحِبَهُ مِنْ كَأْسِ الْغَضَبِ إِلَى أَنْ يَسْكَرَ لِيَنْظُرَ إِلَى خِزْيِهِ.</w:t>
       </w:r>
     </w:p>
     <w:p>
@@ -1339,8 +1205,27 @@
       </w:pPr>
       <w:r>
         <w:rPr>
-          <w:lang w:val="ar_AE" w:bidi="ar_AE"/>
-        </w:rPr>
+          <w:rtl/>
+          <w:cs/>
+          <w:lang w:val="ar_AE" w:bidi="ar_AE"/>
+        </w:rPr>
+      </w:r>
+      <w:r>
+        <w:rPr>
+          <w:vertAlign w:val="superscript"/>
+          <w:rtl/>
+          <w:cs/>
+          <w:lang w:val="ar_AE" w:bidi="ar_AE"/>
+        </w:rPr>
+        <w:t>16</w:t>
+      </w:r>
+      <w:r>
+        <w:rPr>
+          <w:rtl/>
+          <w:cs/>
+          <w:lang w:val="ar_AE" w:bidi="ar_AE"/>
+        </w:rPr>
+        <w:t xml:space="preserve"> فَأَنْتَ تَشْبَعُ خِزْياً عِوَضَ الْمَجْدِ، فَاشْرَبْ أَنْتَ، وَتَرَنَّحْ، فَإِنَّ كَأْسَ يَمِينِ الرَّبِّ تَدُورُ عَلَيْكَ وَيُجَلِّلُ الْعَارُ مَجْدَكَ.</w:t>
       </w:r>
     </w:p>
     <w:p>
@@ -1349,31 +1234,27 @@
       </w:pPr>
       <w:r>
         <w:rPr>
+          <w:rtl/>
+          <w:cs/>
           <w:lang w:val="ar_AE" w:bidi="ar_AE"/>
         </w:rPr>
       </w:r>
       <w:r>
         <w:rPr>
           <w:vertAlign w:val="superscript"/>
-          <w:lang w:val="ar_AE" w:bidi="ar_AE"/>
-        </w:rPr>
-        <w:t>9</w:t>
-      </w:r>
-      <w:r>
-        <w:rPr>
-          <w:lang w:val="ar_AE" w:bidi="ar_AE"/>
-        </w:rPr>
-        <w:t xml:space="preserve"> وَيْلٌ لِمَنْ يَدَّخِرُ لِبَنِيهِ مَكْسَبَ ظُلْمٍ، وَيُشَيِّدُ مَسْكَنَهُ فِي مَقَامٍ حَصِينٍ لِيَكُونَ فِي مَأْمَنٍ مِنَ الْخَطَرِ.</w:t>
-      </w:r>
-      <w:r>
-        <w:rPr>
-          <w:lang w:val="ar_AE" w:bidi="ar_AE"/>
-        </w:rPr>
-      </w:r>
-      <w:r>
-        <w:rPr>
-          <w:lang w:val="ar_AE" w:bidi="ar_AE"/>
-        </w:rPr>
+          <w:rtl/>
+          <w:cs/>
+          <w:lang w:val="ar_AE" w:bidi="ar_AE"/>
+        </w:rPr>
+        <w:t>17</w:t>
+      </w:r>
+      <w:r>
+        <w:rPr>
+          <w:rtl/>
+          <w:cs/>
+          <w:lang w:val="ar_AE" w:bidi="ar_AE"/>
+        </w:rPr>
+        <w:t xml:space="preserve"> لأَنَّ مَا ارْتَكَبْتَهُ مِنْ ظُلْمٍ فِي حَقِّ لُبْنَانَ يُغَطِّيكَ، وَمَا أَهْلَكْتَهُ مِنْ بَهَائِمَ يُرَوِّعُكَ. مِنْ أَجْلِ مَا سَفَكْتَهُ مِنْ دِمَاءٍ وَاقْتَرَفْتَهُ مِنْ جَوْرٍ فِي الأَرْضِ وَالْمُدُنِ وَالسَّاكِنِينَ فِيهَا.</w:t>
       </w:r>
     </w:p>
     <w:p>
@@ -1382,8 +1263,27 @@
       </w:pPr>
       <w:r>
         <w:rPr>
-          <w:lang w:val="ar_AE" w:bidi="ar_AE"/>
-        </w:rPr>
+          <w:rtl/>
+          <w:cs/>
+          <w:lang w:val="ar_AE" w:bidi="ar_AE"/>
+        </w:rPr>
+      </w:r>
+      <w:r>
+        <w:rPr>
+          <w:vertAlign w:val="superscript"/>
+          <w:rtl/>
+          <w:cs/>
+          <w:lang w:val="ar_AE" w:bidi="ar_AE"/>
+        </w:rPr>
+        <w:t>18</w:t>
+      </w:r>
+      <w:r>
+        <w:rPr>
+          <w:rtl/>
+          <w:cs/>
+          <w:lang w:val="ar_AE" w:bidi="ar_AE"/>
+        </w:rPr>
+        <w:t xml:space="preserve"> أَيُّ جَدْوَى مِنْ تِمْثَالٍ حَتَّى يَصُوغَهُ صَانِعٌ، أَوْ صَنَمٍ يُعَلِّمُ الْكَذِبَ لأَنَّ مَنْ يَصْنَعُهُ يَتَّكِلُ عَلَى مَا صَنَعَهُ، وَهُوَ لَمْ يَصْنَعْ سِوَى أَصْنَامٍ بَكْمَاءَ.</w:t>
       </w:r>
     </w:p>
     <w:p>
@@ -1392,31 +1292,27 @@
       </w:pPr>
       <w:r>
         <w:rPr>
+          <w:rtl/>
+          <w:cs/>
           <w:lang w:val="ar_AE" w:bidi="ar_AE"/>
         </w:rPr>
       </w:r>
       <w:r>
         <w:rPr>
           <w:vertAlign w:val="superscript"/>
-          <w:lang w:val="ar_AE" w:bidi="ar_AE"/>
-        </w:rPr>
-        <w:t>10</w:t>
-      </w:r>
-      <w:r>
-        <w:rPr>
-          <w:lang w:val="ar_AE" w:bidi="ar_AE"/>
-        </w:rPr>
-        <w:t xml:space="preserve"> لَقَدْ لَطَّخَتْ مُؤَامَرَتُكَ بَيْتَكَ بِالْعَارِ حِينَ اسْتَأْصَلْتَ أُمَماً عَدِيدَةً وَجَلَبْتَ الدَّمَارَ عَلَى نَفْسِكَ.</w:t>
-      </w:r>
-      <w:r>
-        <w:rPr>
-          <w:lang w:val="ar_AE" w:bidi="ar_AE"/>
-        </w:rPr>
-      </w:r>
-      <w:r>
-        <w:rPr>
-          <w:lang w:val="ar_AE" w:bidi="ar_AE"/>
-        </w:rPr>
+          <w:rtl/>
+          <w:cs/>
+          <w:lang w:val="ar_AE" w:bidi="ar_AE"/>
+        </w:rPr>
+        <w:t>19</w:t>
+      </w:r>
+      <w:r>
+        <w:rPr>
+          <w:rtl/>
+          <w:cs/>
+          <w:lang w:val="ar_AE" w:bidi="ar_AE"/>
+        </w:rPr>
+        <w:t xml:space="preserve"> وَيْلٌ لِمَنْ يَقُولُ لِمَنْحُوتٍ خَشَبِيٍّ: ’اسْتَيْقِظْ‘ أَوْ لِحَجَرٍ أَبْكَمَ: ’انْهَضْ‘. أَيُمْكِنُ أَنْ يَهْدِيَ؟ إِنَّمَا هُوَ مُغَشّىً بِالذَّهَبِ وَالْفِضَّةِ وَخَالٍ مِنْ كُلِّ حَيَاةٍ.</w:t>
       </w:r>
     </w:p>
     <w:p>
@@ -1425,438 +1321,27 @@
       </w:pPr>
       <w:r>
         <w:rPr>
-          <w:lang w:val="ar_AE" w:bidi="ar_AE"/>
-        </w:rPr>
-      </w:r>
-    </w:p>
-    <w:p>
-      <w:pPr>
-        <w:bidi/>
-      </w:pPr>
-      <w:r>
-        <w:rPr>
+          <w:rtl/>
+          <w:cs/>
           <w:lang w:val="ar_AE" w:bidi="ar_AE"/>
         </w:rPr>
       </w:r>
       <w:r>
         <w:rPr>
           <w:vertAlign w:val="superscript"/>
-          <w:lang w:val="ar_AE" w:bidi="ar_AE"/>
-        </w:rPr>
-        <w:t>11</w:t>
-      </w:r>
-      <w:r>
-        <w:rPr>
-          <w:lang w:val="ar_AE" w:bidi="ar_AE"/>
-        </w:rPr>
-        <w:t xml:space="preserve"> حَتَّى حِجَارَةُ الْجُدْرَانِ تَصْرُخُ مِنْ شَرِّكَ، فَتُرَدِّدُ الدَّعَائِمُ الْخَشَبِيَّةُ أَصْدَاءَهَا.</w:t>
-      </w:r>
-      <w:r>
-        <w:rPr>
-          <w:lang w:val="ar_AE" w:bidi="ar_AE"/>
-        </w:rPr>
-      </w:r>
-      <w:r>
-        <w:rPr>
-          <w:lang w:val="ar_AE" w:bidi="ar_AE"/>
-        </w:rPr>
-      </w:r>
-    </w:p>
-    <w:p>
-      <w:pPr>
-        <w:bidi/>
-      </w:pPr>
-      <w:r>
-        <w:rPr>
-          <w:lang w:val="ar_AE" w:bidi="ar_AE"/>
-        </w:rPr>
-      </w:r>
-    </w:p>
-    <w:p>
-      <w:pPr>
-        <w:bidi/>
-      </w:pPr>
-      <w:r>
-        <w:rPr>
-          <w:lang w:val="ar_AE" w:bidi="ar_AE"/>
-        </w:rPr>
-      </w:r>
-      <w:r>
-        <w:rPr>
-          <w:vertAlign w:val="superscript"/>
-          <w:lang w:val="ar_AE" w:bidi="ar_AE"/>
-        </w:rPr>
-        <w:t>12</w:t>
-      </w:r>
-      <w:r>
-        <w:rPr>
-          <w:lang w:val="ar_AE" w:bidi="ar_AE"/>
-        </w:rPr>
-        <w:t xml:space="preserve"> وَيْلٌ لِمَنْ يَبْنِي مَدِينَةً بِالدِّمَاءِ، وَيُؤَسِّسُ قَرْيَةً بِالإِثْمِ.</w:t>
-      </w:r>
-      <w:r>
-        <w:rPr>
-          <w:lang w:val="ar_AE" w:bidi="ar_AE"/>
-        </w:rPr>
-      </w:r>
-      <w:r>
-        <w:rPr>
-          <w:lang w:val="ar_AE" w:bidi="ar_AE"/>
-        </w:rPr>
-      </w:r>
-    </w:p>
-    <w:p>
-      <w:pPr>
-        <w:bidi/>
-      </w:pPr>
-      <w:r>
-        <w:rPr>
-          <w:lang w:val="ar_AE" w:bidi="ar_AE"/>
-        </w:rPr>
-      </w:r>
-    </w:p>
-    <w:p>
-      <w:pPr>
-        <w:bidi/>
-      </w:pPr>
-      <w:r>
-        <w:rPr>
-          <w:lang w:val="ar_AE" w:bidi="ar_AE"/>
-        </w:rPr>
-      </w:r>
-      <w:r>
-        <w:rPr>
-          <w:vertAlign w:val="superscript"/>
-          <w:lang w:val="ar_AE" w:bidi="ar_AE"/>
-        </w:rPr>
-        <w:t>13</w:t>
-      </w:r>
-      <w:r>
-        <w:rPr>
-          <w:lang w:val="ar_AE" w:bidi="ar_AE"/>
-        </w:rPr>
-        <w:t xml:space="preserve"> أَلَمْ يَصْدُرِ الْقَضَاءُ مِنْ عِنْدِ الرَّبِّ الْقَدِيرِ أَنْ يَؤُولَ تَعَبُ الشُّعُوبِ إِلَى النَّارِ وَجَهْدُ الأُمَمِ إِلَى الْبَاطِلِ؟</w:t>
-      </w:r>
-      <w:r>
-        <w:rPr>
-          <w:lang w:val="ar_AE" w:bidi="ar_AE"/>
-        </w:rPr>
-      </w:r>
-      <w:r>
-        <w:rPr>
-          <w:lang w:val="ar_AE" w:bidi="ar_AE"/>
-        </w:rPr>
-      </w:r>
-    </w:p>
-    <w:p>
-      <w:pPr>
-        <w:bidi/>
-      </w:pPr>
-      <w:r>
-        <w:rPr>
-          <w:lang w:val="ar_AE" w:bidi="ar_AE"/>
-        </w:rPr>
-      </w:r>
-    </w:p>
-    <w:p>
-      <w:pPr>
-        <w:bidi/>
-      </w:pPr>
-      <w:r>
-        <w:rPr>
-          <w:lang w:val="ar_AE" w:bidi="ar_AE"/>
-        </w:rPr>
-      </w:r>
-      <w:r>
-        <w:rPr>
-          <w:vertAlign w:val="superscript"/>
-          <w:lang w:val="ar_AE" w:bidi="ar_AE"/>
-        </w:rPr>
-        <w:t>14</w:t>
-      </w:r>
-      <w:r>
-        <w:rPr>
-          <w:lang w:val="ar_AE" w:bidi="ar_AE"/>
-        </w:rPr>
-        <w:t xml:space="preserve"> لأَنَّ الأَرْضَ سَتَمْتَلِئُ مِنْ مَعْرِفَةِ مَجْدِ الرَّبِّ كَمَا تَغْمُرُ الْمِيَاهُ الْبَحْرَ.</w:t>
-      </w:r>
-      <w:r>
-        <w:rPr>
-          <w:lang w:val="ar_AE" w:bidi="ar_AE"/>
-        </w:rPr>
-      </w:r>
-      <w:r>
-        <w:rPr>
-          <w:lang w:val="ar_AE" w:bidi="ar_AE"/>
-        </w:rPr>
-      </w:r>
-    </w:p>
-    <w:p>
-      <w:pPr>
-        <w:bidi/>
-      </w:pPr>
-      <w:r>
-        <w:rPr>
-          <w:lang w:val="ar_AE" w:bidi="ar_AE"/>
-        </w:rPr>
-      </w:r>
-    </w:p>
-    <w:p>
-      <w:pPr>
-        <w:bidi/>
-      </w:pPr>
-      <w:r>
-        <w:rPr>
-          <w:lang w:val="ar_AE" w:bidi="ar_AE"/>
-        </w:rPr>
-      </w:r>
-      <w:r>
-        <w:rPr>
-          <w:vertAlign w:val="superscript"/>
-          <w:lang w:val="ar_AE" w:bidi="ar_AE"/>
-        </w:rPr>
-        <w:t>15</w:t>
-      </w:r>
-      <w:r>
-        <w:rPr>
-          <w:lang w:val="ar_AE" w:bidi="ar_AE"/>
-        </w:rPr>
-        <w:t xml:space="preserve"> وَيْلٌ لِمَنْ يَسْقِي صَاحِبَهُ مِنْ كَأْسِ الْغَضَبِ إِلَى أَنْ يَسْكَرَ لِيَنْظُرَ إِلَى خِزْيِهِ.</w:t>
-      </w:r>
-      <w:r>
-        <w:rPr>
-          <w:lang w:val="ar_AE" w:bidi="ar_AE"/>
-        </w:rPr>
-      </w:r>
-      <w:r>
-        <w:rPr>
-          <w:lang w:val="ar_AE" w:bidi="ar_AE"/>
-        </w:rPr>
-      </w:r>
-    </w:p>
-    <w:p>
-      <w:pPr>
-        <w:bidi/>
-      </w:pPr>
-      <w:r>
-        <w:rPr>
-          <w:lang w:val="ar_AE" w:bidi="ar_AE"/>
-        </w:rPr>
-      </w:r>
-    </w:p>
-    <w:p>
-      <w:pPr>
-        <w:bidi/>
-      </w:pPr>
-      <w:r>
-        <w:rPr>
-          <w:lang w:val="ar_AE" w:bidi="ar_AE"/>
-        </w:rPr>
-      </w:r>
-      <w:r>
-        <w:rPr>
-          <w:vertAlign w:val="superscript"/>
-          <w:lang w:val="ar_AE" w:bidi="ar_AE"/>
-        </w:rPr>
-        <w:t>16</w:t>
-      </w:r>
-      <w:r>
-        <w:rPr>
-          <w:lang w:val="ar_AE" w:bidi="ar_AE"/>
-        </w:rPr>
-        <w:t xml:space="preserve"> فَأَنْتَ تَشْبَعُ خِزْياً عِوَضَ الْمَجْدِ، فَاشْرَبْ أَنْتَ، وَتَرَنَّحْ، فَإِنَّ كَأْسَ يَمِينِ الرَّبِّ تَدُورُ عَلَيْكَ وَيُجَلِّلُ الْعَارُ مَجْدَكَ.</w:t>
-      </w:r>
-      <w:r>
-        <w:rPr>
-          <w:lang w:val="ar_AE" w:bidi="ar_AE"/>
-        </w:rPr>
-      </w:r>
-      <w:r>
-        <w:rPr>
-          <w:lang w:val="ar_AE" w:bidi="ar_AE"/>
-        </w:rPr>
-      </w:r>
-    </w:p>
-    <w:p>
-      <w:pPr>
-        <w:bidi/>
-      </w:pPr>
-      <w:r>
-        <w:rPr>
-          <w:lang w:val="ar_AE" w:bidi="ar_AE"/>
-        </w:rPr>
-      </w:r>
-    </w:p>
-    <w:p>
-      <w:pPr>
-        <w:bidi/>
-      </w:pPr>
-      <w:r>
-        <w:rPr>
-          <w:lang w:val="ar_AE" w:bidi="ar_AE"/>
-        </w:rPr>
-      </w:r>
-      <w:r>
-        <w:rPr>
-          <w:vertAlign w:val="superscript"/>
-          <w:lang w:val="ar_AE" w:bidi="ar_AE"/>
-        </w:rPr>
-        <w:t>17</w:t>
-      </w:r>
-      <w:r>
-        <w:rPr>
-          <w:lang w:val="ar_AE" w:bidi="ar_AE"/>
-        </w:rPr>
-        <w:t xml:space="preserve"> لأَنَّ مَا ارْتَكَبْتَهُ مِنْ ظُلْمٍ فِي حَقِّ لُبْنَانَ يُغَطِّيكَ، وَمَا أَهْلَكْتَهُ مِنْ بَهَائِمَ يُرَوِّعُكَ. مِنْ أَجْلِ مَا سَفَكْتَهُ مِنْ دِمَاءٍ وَاقْتَرَفْتَهُ مِنْ جَوْرٍ فِي الأَرْضِ وَالْمُدُنِ وَالسَّاكِنِينَ فِيهَا.</w:t>
-      </w:r>
-      <w:r>
-        <w:rPr>
-          <w:lang w:val="ar_AE" w:bidi="ar_AE"/>
-        </w:rPr>
-      </w:r>
-      <w:r>
-        <w:rPr>
-          <w:lang w:val="ar_AE" w:bidi="ar_AE"/>
-        </w:rPr>
-      </w:r>
-    </w:p>
-    <w:p>
-      <w:pPr>
-        <w:bidi/>
-      </w:pPr>
-      <w:r>
-        <w:rPr>
-          <w:lang w:val="ar_AE" w:bidi="ar_AE"/>
-        </w:rPr>
-      </w:r>
-    </w:p>
-    <w:p>
-      <w:pPr>
-        <w:bidi/>
-      </w:pPr>
-      <w:r>
-        <w:rPr>
-          <w:lang w:val="ar_AE" w:bidi="ar_AE"/>
-        </w:rPr>
-      </w:r>
-      <w:r>
-        <w:rPr>
-          <w:vertAlign w:val="superscript"/>
-          <w:lang w:val="ar_AE" w:bidi="ar_AE"/>
-        </w:rPr>
-        <w:t>18</w:t>
-      </w:r>
-      <w:r>
-        <w:rPr>
-          <w:lang w:val="ar_AE" w:bidi="ar_AE"/>
-        </w:rPr>
-        <w:t xml:space="preserve"> أَيُّ جَدْوَى مِنْ تِمْثَالٍ حَتَّى يَصُوغَهُ صَانِعٌ، أَوْ صَنَمٍ يُعَلِّمُ الْكَذِبَ لأَنَّ مَنْ يَصْنَعُهُ يَتَّكِلُ عَلَى مَا صَنَعَهُ، وَهُوَ لَمْ يَصْنَعْ سِوَى أَصْنَامٍ بَكْمَاءَ.</w:t>
-      </w:r>
-      <w:r>
-        <w:rPr>
-          <w:lang w:val="ar_AE" w:bidi="ar_AE"/>
-        </w:rPr>
-      </w:r>
-      <w:r>
-        <w:rPr>
-          <w:lang w:val="ar_AE" w:bidi="ar_AE"/>
-        </w:rPr>
-      </w:r>
-    </w:p>
-    <w:p>
-      <w:pPr>
-        <w:bidi/>
-      </w:pPr>
-      <w:r>
-        <w:rPr>
-          <w:lang w:val="ar_AE" w:bidi="ar_AE"/>
-        </w:rPr>
-      </w:r>
-    </w:p>
-    <w:p>
-      <w:pPr>
-        <w:bidi/>
-      </w:pPr>
-      <w:r>
-        <w:rPr>
-          <w:lang w:val="ar_AE" w:bidi="ar_AE"/>
-        </w:rPr>
-      </w:r>
-      <w:r>
-        <w:rPr>
-          <w:vertAlign w:val="superscript"/>
-          <w:lang w:val="ar_AE" w:bidi="ar_AE"/>
-        </w:rPr>
-        <w:t>19</w:t>
-      </w:r>
-      <w:r>
-        <w:rPr>
-          <w:lang w:val="ar_AE" w:bidi="ar_AE"/>
-        </w:rPr>
-        <w:t xml:space="preserve"> وَيْلٌ لِمَنْ يَقُولُ لِمَنْحُوتٍ خَشَبِيٍّ: ’اسْتَيْقِظْ‘ أَوْ لِحَجَرٍ أَبْكَمَ: ’انْهَضْ‘. أَيُمْكِنُ أَنْ يَهْدِيَ؟ إِنَّمَا هُوَ مُغَشّىً بِالذَّهَبِ وَالْفِضَّةِ وَخَالٍ مِنْ كُلِّ حَيَاةٍ.</w:t>
-      </w:r>
-      <w:r>
-        <w:rPr>
-          <w:lang w:val="ar_AE" w:bidi="ar_AE"/>
-        </w:rPr>
-      </w:r>
-      <w:r>
-        <w:rPr>
-          <w:lang w:val="ar_AE" w:bidi="ar_AE"/>
-        </w:rPr>
-      </w:r>
-    </w:p>
-    <w:p>
-      <w:pPr>
-        <w:bidi/>
-      </w:pPr>
-      <w:r>
-        <w:rPr>
-          <w:lang w:val="ar_AE" w:bidi="ar_AE"/>
-        </w:rPr>
-      </w:r>
-    </w:p>
-    <w:p>
-      <w:pPr>
-        <w:bidi/>
-      </w:pPr>
-      <w:r>
-        <w:rPr>
-          <w:lang w:val="ar_AE" w:bidi="ar_AE"/>
-        </w:rPr>
-      </w:r>
-      <w:r>
-        <w:rPr>
-          <w:vertAlign w:val="superscript"/>
+          <w:rtl/>
+          <w:cs/>
           <w:lang w:val="ar_AE" w:bidi="ar_AE"/>
         </w:rPr>
         <w:t>20</w:t>
       </w:r>
       <w:r>
         <w:rPr>
+          <w:rtl/>
+          <w:cs/>
           <w:lang w:val="ar_AE" w:bidi="ar_AE"/>
         </w:rPr>
         <w:t xml:space="preserve"> أَمَّا الرَّبُّ فَفِي هَيْكَلِهِ الْمُقَدَّسِ، فَلْتَصْمُتِ الأَرْضُ كُلُّهَا فِي مَحْضَرِهِ».</w:t>
-      </w:r>
-      <w:r>
-        <w:rPr>
-          <w:lang w:val="ar_AE" w:bidi="ar_AE"/>
-        </w:rPr>
-      </w:r>
-      <w:r>
-        <w:rPr>
-          <w:lang w:val="ar_AE" w:bidi="ar_AE"/>
-        </w:rPr>
-      </w:r>
-    </w:p>
-    <w:p>
-      <w:pPr>
-        <w:bidi/>
-      </w:pPr>
-      <w:r>
-        <w:rPr>
-          <w:lang w:val="ar_AE" w:bidi="ar_AE"/>
-        </w:rPr>
       </w:r>
     </w:p>
     <w:p>
@@ -1866,12 +1351,16 @@
       </w:pPr>
       <w:r>
         <w:rPr>
-          <w:lang w:val="ar_AE" w:bidi="ar_AE"/>
-        </w:rPr>
-        <w:t>Habakkuk 3:1</w:t>
-      </w:r>
-      <w:r>
-        <w:rPr>
+          <w:rtl/>
+          <w:cs/>
+          <w:lang w:val="ar_AE" w:bidi="ar_AE"/>
+        </w:rPr>
+        <w:t>حبقوق 3:1</w:t>
+      </w:r>
+      <w:r>
+        <w:rPr>
+          <w:rtl/>
+          <w:cs/>
           <w:lang w:val="ar_AE" w:bidi="ar_AE"/>
         </w:rPr>
       </w:r>
@@ -1882,32 +1371,28 @@
       </w:pPr>
       <w:r>
         <w:rPr>
+          <w:rtl/>
+          <w:cs/>
           <w:lang w:val="ar_AE" w:bidi="ar_AE"/>
         </w:rPr>
       </w:r>
       <w:r>
         <w:rPr>
           <w:vertAlign w:val="superscript"/>
+          <w:rtl/>
+          <w:cs/>
           <w:lang w:val="ar_AE" w:bidi="ar_AE"/>
         </w:rPr>
         <w:t>1</w:t>
       </w:r>
       <w:r>
         <w:rPr>
+          <w:rtl/>
+          <w:cs/>
           <w:lang w:val="ar_AE" w:bidi="ar_AE"/>
         </w:rPr>
         <w:t xml:space="preserve"> هَذِهِ صَلاةُ النَّبِيِّ حَبَقُّوقَ:</w:t>
       </w:r>
-      <w:r>
-        <w:rPr>
-          <w:lang w:val="ar_AE" w:bidi="ar_AE"/>
-        </w:rPr>
-      </w:r>
-      <w:r>
-        <w:rPr>
-          <w:lang w:val="ar_AE" w:bidi="ar_AE"/>
-        </w:rPr>
-      </w:r>
     </w:p>
     <w:p>
       <w:pPr>
@@ -1915,8 +1400,27 @@
       </w:pPr>
       <w:r>
         <w:rPr>
-          <w:lang w:val="ar_AE" w:bidi="ar_AE"/>
-        </w:rPr>
+          <w:rtl/>
+          <w:cs/>
+          <w:lang w:val="ar_AE" w:bidi="ar_AE"/>
+        </w:rPr>
+      </w:r>
+      <w:r>
+        <w:rPr>
+          <w:vertAlign w:val="superscript"/>
+          <w:rtl/>
+          <w:cs/>
+          <w:lang w:val="ar_AE" w:bidi="ar_AE"/>
+        </w:rPr>
+        <w:t>2</w:t>
+      </w:r>
+      <w:r>
+        <w:rPr>
+          <w:rtl/>
+          <w:cs/>
+          <w:lang w:val="ar_AE" w:bidi="ar_AE"/>
+        </w:rPr>
+        <w:t xml:space="preserve"> يَا رَبُّ قَدْ بَلَغَنِي مَا فَعَلْتَ فَخِفْتُ يَا رَبُّ، عَمَلَكَ فِي وَسَطِ السِّنِينَ أَحْيِهِ، وَعَرِّفْ بِهِ عَلَى مَرِّ الأَيَّامِ، وَاذْكُرِ الرَّحْمَةَ فِي الْغَضَبِ.</w:t>
       </w:r>
     </w:p>
     <w:p>
@@ -1925,31 +1429,27 @@
       </w:pPr>
       <w:r>
         <w:rPr>
+          <w:rtl/>
+          <w:cs/>
           <w:lang w:val="ar_AE" w:bidi="ar_AE"/>
         </w:rPr>
       </w:r>
       <w:r>
         <w:rPr>
           <w:vertAlign w:val="superscript"/>
-          <w:lang w:val="ar_AE" w:bidi="ar_AE"/>
-        </w:rPr>
-        <w:t>2</w:t>
-      </w:r>
-      <w:r>
-        <w:rPr>
-          <w:lang w:val="ar_AE" w:bidi="ar_AE"/>
-        </w:rPr>
-        <w:t xml:space="preserve"> يَا رَبُّ قَدْ بَلَغَنِي مَا فَعَلْتَ فَخِفْتُ يَا رَبُّ، عَمَلَكَ فِي وَسَطِ السِّنِينَ أَحْيِهِ، وَعَرِّفْ بِهِ عَلَى مَرِّ الأَيَّامِ، وَاذْكُرِ الرَّحْمَةَ فِي الْغَضَبِ.</w:t>
-      </w:r>
-      <w:r>
-        <w:rPr>
-          <w:lang w:val="ar_AE" w:bidi="ar_AE"/>
-        </w:rPr>
-      </w:r>
-      <w:r>
-        <w:rPr>
-          <w:lang w:val="ar_AE" w:bidi="ar_AE"/>
-        </w:rPr>
+          <w:rtl/>
+          <w:cs/>
+          <w:lang w:val="ar_AE" w:bidi="ar_AE"/>
+        </w:rPr>
+        <w:t>3</w:t>
+      </w:r>
+      <w:r>
+        <w:rPr>
+          <w:rtl/>
+          <w:cs/>
+          <w:lang w:val="ar_AE" w:bidi="ar_AE"/>
+        </w:rPr>
+        <w:t xml:space="preserve"> قَدْ أَقْبَلَ اللهُ مِنْ أَدُومَ، وَجَاءَ الْقُدُّوسُ مِنْ جَبَلِ فَارَانَ. غَمَرَ جَلالُهُ السَّمَاوَاتِ وَامْتَلأَتِ الأَرْضُ مِنْ تَسْبِيحِهِ.</w:t>
       </w:r>
     </w:p>
     <w:p>
@@ -1958,8 +1458,27 @@
       </w:pPr>
       <w:r>
         <w:rPr>
-          <w:lang w:val="ar_AE" w:bidi="ar_AE"/>
-        </w:rPr>
+          <w:rtl/>
+          <w:cs/>
+          <w:lang w:val="ar_AE" w:bidi="ar_AE"/>
+        </w:rPr>
+      </w:r>
+      <w:r>
+        <w:rPr>
+          <w:vertAlign w:val="superscript"/>
+          <w:rtl/>
+          <w:cs/>
+          <w:lang w:val="ar_AE" w:bidi="ar_AE"/>
+        </w:rPr>
+        <w:t>4</w:t>
+      </w:r>
+      <w:r>
+        <w:rPr>
+          <w:rtl/>
+          <w:cs/>
+          <w:lang w:val="ar_AE" w:bidi="ar_AE"/>
+        </w:rPr>
+        <w:t xml:space="preserve"> إِنَّ بَهَاءَهُ كَالنُّورِ، وَمِنْ يَدِهِ يُوْمِضُ شُعَاعٌ، وَهُنَاكَ يَحْجُبُ قُوَّتَهُ.</w:t>
       </w:r>
     </w:p>
     <w:p>
@@ -1968,31 +1487,27 @@
       </w:pPr>
       <w:r>
         <w:rPr>
+          <w:rtl/>
+          <w:cs/>
           <w:lang w:val="ar_AE" w:bidi="ar_AE"/>
         </w:rPr>
       </w:r>
       <w:r>
         <w:rPr>
           <w:vertAlign w:val="superscript"/>
-          <w:lang w:val="ar_AE" w:bidi="ar_AE"/>
-        </w:rPr>
-        <w:t>3</w:t>
-      </w:r>
-      <w:r>
-        <w:rPr>
-          <w:lang w:val="ar_AE" w:bidi="ar_AE"/>
-        </w:rPr>
-        <w:t xml:space="preserve"> قَدْ أَقْبَلَ اللهُ مِنْ أَدُومَ، وَجَاءَ الْقُدُّوسُ مِنْ جَبَلِ فَارَانَ. غَمَرَ جَلالُهُ السَّمَاوَاتِ وَامْتَلأَتِ الأَرْضُ مِنْ تَسْبِيحِهِ.</w:t>
-      </w:r>
-      <w:r>
-        <w:rPr>
-          <w:lang w:val="ar_AE" w:bidi="ar_AE"/>
-        </w:rPr>
-      </w:r>
-      <w:r>
-        <w:rPr>
-          <w:lang w:val="ar_AE" w:bidi="ar_AE"/>
-        </w:rPr>
+          <w:rtl/>
+          <w:cs/>
+          <w:lang w:val="ar_AE" w:bidi="ar_AE"/>
+        </w:rPr>
+        <w:t>5</w:t>
+      </w:r>
+      <w:r>
+        <w:rPr>
+          <w:rtl/>
+          <w:cs/>
+          <w:lang w:val="ar_AE" w:bidi="ar_AE"/>
+        </w:rPr>
+        <w:t xml:space="preserve"> يَتَقَدَّمُهُ وَبَاءٌ، وَالْمَوْتُ يَقْتَفِي خُطَاهُ.</w:t>
       </w:r>
     </w:p>
     <w:p>
@@ -2001,8 +1516,27 @@
       </w:pPr>
       <w:r>
         <w:rPr>
-          <w:lang w:val="ar_AE" w:bidi="ar_AE"/>
-        </w:rPr>
+          <w:rtl/>
+          <w:cs/>
+          <w:lang w:val="ar_AE" w:bidi="ar_AE"/>
+        </w:rPr>
+      </w:r>
+      <w:r>
+        <w:rPr>
+          <w:vertAlign w:val="superscript"/>
+          <w:rtl/>
+          <w:cs/>
+          <w:lang w:val="ar_AE" w:bidi="ar_AE"/>
+        </w:rPr>
+        <w:t>6</w:t>
+      </w:r>
+      <w:r>
+        <w:rPr>
+          <w:rtl/>
+          <w:cs/>
+          <w:lang w:val="ar_AE" w:bidi="ar_AE"/>
+        </w:rPr>
+        <w:t xml:space="preserve"> وَقَفَ وَزَلْزَلَ الأَرْضَ، تَفَرَّسَ فَأَرْعَبَ الأُمَمَ، انْدَكَّتِ الْجِبَالُ الأَبَدِيَّةُ وَانْهَارَتِ التِّلالُ الْقَدِيمَةُ، أَمَّا مَسَالِكُهُ فَهِيَ مِنَ الأَزَلِ.</w:t>
       </w:r>
     </w:p>
     <w:p>
@@ -2011,31 +1545,27 @@
       </w:pPr>
       <w:r>
         <w:rPr>
+          <w:rtl/>
+          <w:cs/>
           <w:lang w:val="ar_AE" w:bidi="ar_AE"/>
         </w:rPr>
       </w:r>
       <w:r>
         <w:rPr>
           <w:vertAlign w:val="superscript"/>
-          <w:lang w:val="ar_AE" w:bidi="ar_AE"/>
-        </w:rPr>
-        <w:t>4</w:t>
-      </w:r>
-      <w:r>
-        <w:rPr>
-          <w:lang w:val="ar_AE" w:bidi="ar_AE"/>
-        </w:rPr>
-        <w:t xml:space="preserve"> إِنَّ بَهَاءَهُ كَالنُّورِ، وَمِنْ يَدِهِ يُوْمِضُ شُعَاعٌ، وَهُنَاكَ يَحْجُبُ قُوَّتَهُ.</w:t>
-      </w:r>
-      <w:r>
-        <w:rPr>
-          <w:lang w:val="ar_AE" w:bidi="ar_AE"/>
-        </w:rPr>
-      </w:r>
-      <w:r>
-        <w:rPr>
-          <w:lang w:val="ar_AE" w:bidi="ar_AE"/>
-        </w:rPr>
+          <w:rtl/>
+          <w:cs/>
+          <w:lang w:val="ar_AE" w:bidi="ar_AE"/>
+        </w:rPr>
+        <w:t>7</w:t>
+      </w:r>
+      <w:r>
+        <w:rPr>
+          <w:rtl/>
+          <w:cs/>
+          <w:lang w:val="ar_AE" w:bidi="ar_AE"/>
+        </w:rPr>
+        <w:t xml:space="preserve"> لَقَدْ رَأَيْتُ خِيَامَ كُوشَانَ تَنُوءُ تَحْتَ الْبَلِيَّةِ وَمَسَاكِنَ مِدْيَانَ تَرْجُفُ رُعْباً.</w:t>
       </w:r>
     </w:p>
     <w:p>
@@ -2044,8 +1574,27 @@
       </w:pPr>
       <w:r>
         <w:rPr>
-          <w:lang w:val="ar_AE" w:bidi="ar_AE"/>
-        </w:rPr>
+          <w:rtl/>
+          <w:cs/>
+          <w:lang w:val="ar_AE" w:bidi="ar_AE"/>
+        </w:rPr>
+      </w:r>
+      <w:r>
+        <w:rPr>
+          <w:vertAlign w:val="superscript"/>
+          <w:rtl/>
+          <w:cs/>
+          <w:lang w:val="ar_AE" w:bidi="ar_AE"/>
+        </w:rPr>
+        <w:t>8</w:t>
+      </w:r>
+      <w:r>
+        <w:rPr>
+          <w:rtl/>
+          <w:cs/>
+          <w:lang w:val="ar_AE" w:bidi="ar_AE"/>
+        </w:rPr>
+        <w:t xml:space="preserve"> هَلْ غَضَبُكَ مُنْصَبٌّ عَلَى الأَنْهَارِ يَا رَبُّ؟ أَعَلَى الأَنْهَارِ احْتَدَمَ سَخَطُكَ؟ أَمْ عَلَى الْبَحْرِ سَكَبْتَ جَامَ غَيْظِكَ، عِنْدَمَا رَكِبْتَ خُيُولَكَ وَمَرْكَبَاتِ ظَفَرِكَ؟</w:t>
       </w:r>
     </w:p>
     <w:p>
@@ -2054,31 +1603,27 @@
       </w:pPr>
       <w:r>
         <w:rPr>
+          <w:rtl/>
+          <w:cs/>
           <w:lang w:val="ar_AE" w:bidi="ar_AE"/>
         </w:rPr>
       </w:r>
       <w:r>
         <w:rPr>
           <w:vertAlign w:val="superscript"/>
-          <w:lang w:val="ar_AE" w:bidi="ar_AE"/>
-        </w:rPr>
-        <w:t>5</w:t>
-      </w:r>
-      <w:r>
-        <w:rPr>
-          <w:lang w:val="ar_AE" w:bidi="ar_AE"/>
-        </w:rPr>
-        <w:t xml:space="preserve"> يَتَقَدَّمُهُ وَبَاءٌ، وَالْمَوْتُ يَقْتَفِي خُطَاهُ.</w:t>
-      </w:r>
-      <w:r>
-        <w:rPr>
-          <w:lang w:val="ar_AE" w:bidi="ar_AE"/>
-        </w:rPr>
-      </w:r>
-      <w:r>
-        <w:rPr>
-          <w:lang w:val="ar_AE" w:bidi="ar_AE"/>
-        </w:rPr>
+          <w:rtl/>
+          <w:cs/>
+          <w:lang w:val="ar_AE" w:bidi="ar_AE"/>
+        </w:rPr>
+        <w:t>9</w:t>
+      </w:r>
+      <w:r>
+        <w:rPr>
+          <w:rtl/>
+          <w:cs/>
+          <w:lang w:val="ar_AE" w:bidi="ar_AE"/>
+        </w:rPr>
+        <w:t xml:space="preserve"> جَرَّدْتَ قَوْسَكَ وَتَأَهَّبْتَ لإِطْلاقِ سِهَامِكَ الْكَثِيرَةِ، وَشَقَقْتَ الأَرْضَ أَنْهَاراً.</w:t>
       </w:r>
     </w:p>
     <w:p>
@@ -2087,8 +1632,27 @@
       </w:pPr>
       <w:r>
         <w:rPr>
-          <w:lang w:val="ar_AE" w:bidi="ar_AE"/>
-        </w:rPr>
+          <w:rtl/>
+          <w:cs/>
+          <w:lang w:val="ar_AE" w:bidi="ar_AE"/>
+        </w:rPr>
+      </w:r>
+      <w:r>
+        <w:rPr>
+          <w:vertAlign w:val="superscript"/>
+          <w:rtl/>
+          <w:cs/>
+          <w:lang w:val="ar_AE" w:bidi="ar_AE"/>
+        </w:rPr>
+        <w:t>10</w:t>
+      </w:r>
+      <w:r>
+        <w:rPr>
+          <w:rtl/>
+          <w:cs/>
+          <w:lang w:val="ar_AE" w:bidi="ar_AE"/>
+        </w:rPr>
+        <w:t xml:space="preserve"> رَأَتْكَ الْجِبَالُ فَارْتَعَدَتْ، وَطَمَتِ الْمِيَاهُ الْهَائِجَةُ. زَأَرَتِ اللُّجَجُ وَارْتَفَعَتْ أَمْوَاجُهَا عَالِيَةً.</w:t>
       </w:r>
     </w:p>
     <w:p>
@@ -2097,31 +1661,27 @@
       </w:pPr>
       <w:r>
         <w:rPr>
+          <w:rtl/>
+          <w:cs/>
           <w:lang w:val="ar_AE" w:bidi="ar_AE"/>
         </w:rPr>
       </w:r>
       <w:r>
         <w:rPr>
           <w:vertAlign w:val="superscript"/>
-          <w:lang w:val="ar_AE" w:bidi="ar_AE"/>
-        </w:rPr>
-        <w:t>6</w:t>
-      </w:r>
-      <w:r>
-        <w:rPr>
-          <w:lang w:val="ar_AE" w:bidi="ar_AE"/>
-        </w:rPr>
-        <w:t xml:space="preserve"> وَقَفَ وَزَلْزَلَ الأَرْضَ، تَفَرَّسَ فَأَرْعَبَ الأُمَمَ، انْدَكَّتِ الْجِبَالُ الأَبَدِيَّةُ وَانْهَارَتِ التِّلالُ الْقَدِيمَةُ، أَمَّا مَسَالِكُهُ فَهِيَ مِنَ الأَزَلِ.</w:t>
-      </w:r>
-      <w:r>
-        <w:rPr>
-          <w:lang w:val="ar_AE" w:bidi="ar_AE"/>
-        </w:rPr>
-      </w:r>
-      <w:r>
-        <w:rPr>
-          <w:lang w:val="ar_AE" w:bidi="ar_AE"/>
-        </w:rPr>
+          <w:rtl/>
+          <w:cs/>
+          <w:lang w:val="ar_AE" w:bidi="ar_AE"/>
+        </w:rPr>
+        <w:t>11</w:t>
+      </w:r>
+      <w:r>
+        <w:rPr>
+          <w:rtl/>
+          <w:cs/>
+          <w:lang w:val="ar_AE" w:bidi="ar_AE"/>
+        </w:rPr>
+        <w:t xml:space="preserve"> الْقَمَرُ وَالشَّمْسُ تَوَقَّفَا فِي مَنَازِلِهِمَا أَمَامَ وَمِيضِ سِهَامِكَ الْمُنْدَفِعَةِ وَبَرِيقِ رُمْحِكَ الْمُتَلأْلِئِ.</w:t>
       </w:r>
     </w:p>
     <w:p>
@@ -2130,8 +1690,27 @@
       </w:pPr>
       <w:r>
         <w:rPr>
-          <w:lang w:val="ar_AE" w:bidi="ar_AE"/>
-        </w:rPr>
+          <w:rtl/>
+          <w:cs/>
+          <w:lang w:val="ar_AE" w:bidi="ar_AE"/>
+        </w:rPr>
+      </w:r>
+      <w:r>
+        <w:rPr>
+          <w:vertAlign w:val="superscript"/>
+          <w:rtl/>
+          <w:cs/>
+          <w:lang w:val="ar_AE" w:bidi="ar_AE"/>
+        </w:rPr>
+        <w:t>12</w:t>
+      </w:r>
+      <w:r>
+        <w:rPr>
+          <w:rtl/>
+          <w:cs/>
+          <w:lang w:val="ar_AE" w:bidi="ar_AE"/>
+        </w:rPr>
+        <w:t xml:space="preserve"> تَطَأُ الأَرْضَ بَسَخَطٍ، وَبِغَضَبٍ تَدُوسُ الأُمَمَ.</w:t>
       </w:r>
     </w:p>
     <w:p>
@@ -2140,31 +1719,27 @@
       </w:pPr>
       <w:r>
         <w:rPr>
+          <w:rtl/>
+          <w:cs/>
           <w:lang w:val="ar_AE" w:bidi="ar_AE"/>
         </w:rPr>
       </w:r>
       <w:r>
         <w:rPr>
           <w:vertAlign w:val="superscript"/>
-          <w:lang w:val="ar_AE" w:bidi="ar_AE"/>
-        </w:rPr>
-        <w:t>7</w:t>
-      </w:r>
-      <w:r>
-        <w:rPr>
-          <w:lang w:val="ar_AE" w:bidi="ar_AE"/>
-        </w:rPr>
-        <w:t xml:space="preserve"> لَقَدْ رَأَيْتُ خِيَامَ كُوشَانَ تَنُوءُ تَحْتَ الْبَلِيَّةِ وَمَسَاكِنَ مِدْيَانَ تَرْجُفُ رُعْباً.</w:t>
-      </w:r>
-      <w:r>
-        <w:rPr>
-          <w:lang w:val="ar_AE" w:bidi="ar_AE"/>
-        </w:rPr>
-      </w:r>
-      <w:r>
-        <w:rPr>
-          <w:lang w:val="ar_AE" w:bidi="ar_AE"/>
-        </w:rPr>
+          <w:rtl/>
+          <w:cs/>
+          <w:lang w:val="ar_AE" w:bidi="ar_AE"/>
+        </w:rPr>
+        <w:t>13</w:t>
+      </w:r>
+      <w:r>
+        <w:rPr>
+          <w:rtl/>
+          <w:cs/>
+          <w:lang w:val="ar_AE" w:bidi="ar_AE"/>
+        </w:rPr>
+        <w:t xml:space="preserve"> خَرَجْتَ لِخَلاصِ شَعْبِكَ، لِخَلاصِ مُخْتَارِكَ. هَشَّمْتَ رُؤُوسَ زُعَمَاءِ الْبِلادِ الأَشْرَارِ وَتَرَكْتَهُمْ مَطْرُوحِينَ عُرَاةً مِنَ الْعُنُقِ حَتَّى أَخْمَصِ الْقَدَمِ.</w:t>
       </w:r>
     </w:p>
     <w:p>
@@ -2173,8 +1748,27 @@
       </w:pPr>
       <w:r>
         <w:rPr>
-          <w:lang w:val="ar_AE" w:bidi="ar_AE"/>
-        </w:rPr>
+          <w:rtl/>
+          <w:cs/>
+          <w:lang w:val="ar_AE" w:bidi="ar_AE"/>
+        </w:rPr>
+      </w:r>
+      <w:r>
+        <w:rPr>
+          <w:vertAlign w:val="superscript"/>
+          <w:rtl/>
+          <w:cs/>
+          <w:lang w:val="ar_AE" w:bidi="ar_AE"/>
+        </w:rPr>
+        <w:t>14</w:t>
+      </w:r>
+      <w:r>
+        <w:rPr>
+          <w:rtl/>
+          <w:cs/>
+          <w:lang w:val="ar_AE" w:bidi="ar_AE"/>
+        </w:rPr>
+        <w:t xml:space="preserve"> طَعَنْتَ بِرِمَاحِهِ قَائِدَ جَيْشِهِمِ الْمُنْدَفِعِ كَإِعْصَارٍ لِيُشَتِّتَنَا بِابْتِهَاجِ مَنْ يَفْتَرِسُ الْمِسْكِينَ سِرّاً</w:t>
       </w:r>
     </w:p>
     <w:p>
@@ -2183,31 +1777,27 @@
       </w:pPr>
       <w:r>
         <w:rPr>
+          <w:rtl/>
+          <w:cs/>
           <w:lang w:val="ar_AE" w:bidi="ar_AE"/>
         </w:rPr>
       </w:r>
       <w:r>
         <w:rPr>
           <w:vertAlign w:val="superscript"/>
-          <w:lang w:val="ar_AE" w:bidi="ar_AE"/>
-        </w:rPr>
-        <w:t>8</w:t>
-      </w:r>
-      <w:r>
-        <w:rPr>
-          <w:lang w:val="ar_AE" w:bidi="ar_AE"/>
-        </w:rPr>
-        <w:t xml:space="preserve"> هَلْ غَضَبُكَ مُنْصَبٌّ عَلَى الأَنْهَارِ يَا رَبُّ؟ أَعَلَى الأَنْهَارِ احْتَدَمَ سَخَطُكَ؟ أَمْ عَلَى الْبَحْرِ سَكَبْتَ جَامَ غَيْظِكَ، عِنْدَمَا رَكِبْتَ خُيُولَكَ وَمَرْكَبَاتِ ظَفَرِكَ؟</w:t>
-      </w:r>
-      <w:r>
-        <w:rPr>
-          <w:lang w:val="ar_AE" w:bidi="ar_AE"/>
-        </w:rPr>
-      </w:r>
-      <w:r>
-        <w:rPr>
-          <w:lang w:val="ar_AE" w:bidi="ar_AE"/>
-        </w:rPr>
+          <w:rtl/>
+          <w:cs/>
+          <w:lang w:val="ar_AE" w:bidi="ar_AE"/>
+        </w:rPr>
+        <w:t>15</w:t>
+      </w:r>
+      <w:r>
+        <w:rPr>
+          <w:rtl/>
+          <w:cs/>
+          <w:lang w:val="ar_AE" w:bidi="ar_AE"/>
+        </w:rPr>
+        <w:t xml:space="preserve"> خُضْتَ الْبَحْرَ بِخَيْلِكَ فِي وَسَطِ مِيَاهِهِ الْهَائِجَةِ.</w:t>
       </w:r>
     </w:p>
     <w:p>
@@ -2216,8 +1806,27 @@
       </w:pPr>
       <w:r>
         <w:rPr>
-          <w:lang w:val="ar_AE" w:bidi="ar_AE"/>
-        </w:rPr>
+          <w:rtl/>
+          <w:cs/>
+          <w:lang w:val="ar_AE" w:bidi="ar_AE"/>
+        </w:rPr>
+      </w:r>
+      <w:r>
+        <w:rPr>
+          <w:vertAlign w:val="superscript"/>
+          <w:rtl/>
+          <w:cs/>
+          <w:lang w:val="ar_AE" w:bidi="ar_AE"/>
+        </w:rPr>
+        <w:t>16</w:t>
+      </w:r>
+      <w:r>
+        <w:rPr>
+          <w:rtl/>
+          <w:cs/>
+          <w:lang w:val="ar_AE" w:bidi="ar_AE"/>
+        </w:rPr>
+        <w:t xml:space="preserve"> سَمِعْتُ هَذَا فَتَوَلَّانِي الْفَزَعُ وَارْتَجَفَتْ شَفَتَايَ مِنَ الصَّوْتِ، وَتَسَرَّبَ النَّخْرُ إِلَى عِظَامِي، وَارْتَعَشَتْ قَدَمَايَ. وَلَكِنْ سَأَنْتَظِرُ بِصَبْرٍ يَوْمَ الْبَلِيَّةِ الَّذِي يَحِيقُ بِالأُمَّةِ الَّتِي غَزَتْنَا.</w:t>
       </w:r>
     </w:p>
     <w:p>
@@ -2226,31 +1835,27 @@
       </w:pPr>
       <w:r>
         <w:rPr>
+          <w:rtl/>
+          <w:cs/>
           <w:lang w:val="ar_AE" w:bidi="ar_AE"/>
         </w:rPr>
       </w:r>
       <w:r>
         <w:rPr>
           <w:vertAlign w:val="superscript"/>
-          <w:lang w:val="ar_AE" w:bidi="ar_AE"/>
-        </w:rPr>
-        <w:t>9</w:t>
-      </w:r>
-      <w:r>
-        <w:rPr>
-          <w:lang w:val="ar_AE" w:bidi="ar_AE"/>
-        </w:rPr>
-        <w:t xml:space="preserve"> جَرَّدْتَ قَوْسَكَ وَتَأَهَّبْتَ لإِطْلاقِ سِهَامِكَ الْكَثِيرَةِ، وَشَقَقْتَ الأَرْضَ أَنْهَاراً.</w:t>
-      </w:r>
-      <w:r>
-        <w:rPr>
-          <w:lang w:val="ar_AE" w:bidi="ar_AE"/>
-        </w:rPr>
-      </w:r>
-      <w:r>
-        <w:rPr>
-          <w:lang w:val="ar_AE" w:bidi="ar_AE"/>
-        </w:rPr>
+          <w:rtl/>
+          <w:cs/>
+          <w:lang w:val="ar_AE" w:bidi="ar_AE"/>
+        </w:rPr>
+        <w:t>17</w:t>
+      </w:r>
+      <w:r>
+        <w:rPr>
+          <w:rtl/>
+          <w:cs/>
+          <w:lang w:val="ar_AE" w:bidi="ar_AE"/>
+        </w:rPr>
+        <w:t xml:space="preserve"> فَمَعْ أَنَّهُ لَا يُزْهِرُ التِّينُ وَلا يَكُونُ حَمْلٌ فِي الْكُرُومِ يَكْذِبُ عَمَلُ الزَّيْتُونَةِ وَالْحُقُولُ لا تَصْنَعُ طَعَاماً يَنْقَطِعُ الْغَنَمُ مِنَ الْحَظِيرَةِ وَلا بَقَرَ فِي الْمَذَاوِدِ</w:t>
       </w:r>
     </w:p>
     <w:p>
@@ -2259,8 +1864,27 @@
       </w:pPr>
       <w:r>
         <w:rPr>
-          <w:lang w:val="ar_AE" w:bidi="ar_AE"/>
-        </w:rPr>
+          <w:rtl/>
+          <w:cs/>
+          <w:lang w:val="ar_AE" w:bidi="ar_AE"/>
+        </w:rPr>
+      </w:r>
+      <w:r>
+        <w:rPr>
+          <w:vertAlign w:val="superscript"/>
+          <w:rtl/>
+          <w:cs/>
+          <w:lang w:val="ar_AE" w:bidi="ar_AE"/>
+        </w:rPr>
+        <w:t>18</w:t>
+      </w:r>
+      <w:r>
+        <w:rPr>
+          <w:rtl/>
+          <w:cs/>
+          <w:lang w:val="ar_AE" w:bidi="ar_AE"/>
+        </w:rPr>
+        <w:t xml:space="preserve"> فَإِنِّي أَبْتَهِجُ بِالرَّبِ وَأَفْرَحُ بِإِلَهِ خَلاصِي.</w:t>
       </w:r>
     </w:p>
     <w:p>
@@ -2269,418 +1893,27 @@
       </w:pPr>
       <w:r>
         <w:rPr>
+          <w:rtl/>
+          <w:cs/>
           <w:lang w:val="ar_AE" w:bidi="ar_AE"/>
         </w:rPr>
       </w:r>
       <w:r>
         <w:rPr>
           <w:vertAlign w:val="superscript"/>
-          <w:lang w:val="ar_AE" w:bidi="ar_AE"/>
-        </w:rPr>
-        <w:t>10</w:t>
-      </w:r>
-      <w:r>
-        <w:rPr>
-          <w:lang w:val="ar_AE" w:bidi="ar_AE"/>
-        </w:rPr>
-        <w:t xml:space="preserve"> رَأَتْكَ الْجِبَالُ فَارْتَعَدَتْ، وَطَمَتِ الْمِيَاهُ الْهَائِجَةُ. زَأَرَتِ اللُّجَجُ وَارْتَفَعَتْ أَمْوَاجُهَا عَالِيَةً.</w:t>
-      </w:r>
-      <w:r>
-        <w:rPr>
-          <w:lang w:val="ar_AE" w:bidi="ar_AE"/>
-        </w:rPr>
-      </w:r>
-      <w:r>
-        <w:rPr>
-          <w:lang w:val="ar_AE" w:bidi="ar_AE"/>
-        </w:rPr>
-      </w:r>
-    </w:p>
-    <w:p>
-      <w:pPr>
-        <w:bidi/>
-      </w:pPr>
-      <w:r>
-        <w:rPr>
-          <w:lang w:val="ar_AE" w:bidi="ar_AE"/>
-        </w:rPr>
-      </w:r>
-    </w:p>
-    <w:p>
-      <w:pPr>
-        <w:bidi/>
-      </w:pPr>
-      <w:r>
-        <w:rPr>
-          <w:lang w:val="ar_AE" w:bidi="ar_AE"/>
-        </w:rPr>
-      </w:r>
-      <w:r>
-        <w:rPr>
-          <w:vertAlign w:val="superscript"/>
-          <w:lang w:val="ar_AE" w:bidi="ar_AE"/>
-        </w:rPr>
-        <w:t>11</w:t>
-      </w:r>
-      <w:r>
-        <w:rPr>
-          <w:lang w:val="ar_AE" w:bidi="ar_AE"/>
-        </w:rPr>
-        <w:t xml:space="preserve"> الْقَمَرُ وَالشَّمْسُ تَوَقَّفَا فِي مَنَازِلِهِمَا أَمَامَ وَمِيضِ سِهَامِكَ الْمُنْدَفِعَةِ وَبَرِيقِ رُمْحِكَ الْمُتَلأْلِئِ.</w:t>
-      </w:r>
-      <w:r>
-        <w:rPr>
-          <w:lang w:val="ar_AE" w:bidi="ar_AE"/>
-        </w:rPr>
-      </w:r>
-      <w:r>
-        <w:rPr>
-          <w:lang w:val="ar_AE" w:bidi="ar_AE"/>
-        </w:rPr>
-      </w:r>
-    </w:p>
-    <w:p>
-      <w:pPr>
-        <w:bidi/>
-      </w:pPr>
-      <w:r>
-        <w:rPr>
-          <w:lang w:val="ar_AE" w:bidi="ar_AE"/>
-        </w:rPr>
-      </w:r>
-    </w:p>
-    <w:p>
-      <w:pPr>
-        <w:bidi/>
-      </w:pPr>
-      <w:r>
-        <w:rPr>
-          <w:lang w:val="ar_AE" w:bidi="ar_AE"/>
-        </w:rPr>
-      </w:r>
-      <w:r>
-        <w:rPr>
-          <w:vertAlign w:val="superscript"/>
-          <w:lang w:val="ar_AE" w:bidi="ar_AE"/>
-        </w:rPr>
-        <w:t>12</w:t>
-      </w:r>
-      <w:r>
-        <w:rPr>
-          <w:lang w:val="ar_AE" w:bidi="ar_AE"/>
-        </w:rPr>
-        <w:t xml:space="preserve"> تَطَأُ الأَرْضَ بَسَخَطٍ، وَبِغَضَبٍ تَدُوسُ الأُمَمَ.</w:t>
-      </w:r>
-      <w:r>
-        <w:rPr>
-          <w:lang w:val="ar_AE" w:bidi="ar_AE"/>
-        </w:rPr>
-      </w:r>
-      <w:r>
-        <w:rPr>
-          <w:lang w:val="ar_AE" w:bidi="ar_AE"/>
-        </w:rPr>
-      </w:r>
-    </w:p>
-    <w:p>
-      <w:pPr>
-        <w:bidi/>
-      </w:pPr>
-      <w:r>
-        <w:rPr>
-          <w:lang w:val="ar_AE" w:bidi="ar_AE"/>
-        </w:rPr>
-      </w:r>
-    </w:p>
-    <w:p>
-      <w:pPr>
-        <w:bidi/>
-      </w:pPr>
-      <w:r>
-        <w:rPr>
-          <w:lang w:val="ar_AE" w:bidi="ar_AE"/>
-        </w:rPr>
-      </w:r>
-      <w:r>
-        <w:rPr>
-          <w:vertAlign w:val="superscript"/>
-          <w:lang w:val="ar_AE" w:bidi="ar_AE"/>
-        </w:rPr>
-        <w:t>13</w:t>
-      </w:r>
-      <w:r>
-        <w:rPr>
-          <w:lang w:val="ar_AE" w:bidi="ar_AE"/>
-        </w:rPr>
-        <w:t xml:space="preserve"> خَرَجْتَ لِخَلاصِ شَعْبِكَ، لِخَلاصِ مُخْتَارِكَ. هَشَّمْتَ رُؤُوسَ زُعَمَاءِ الْبِلادِ الأَشْرَارِ وَتَرَكْتَهُمْ مَطْرُوحِينَ عُرَاةً مِنَ الْعُنُقِ حَتَّى أَخْمَصِ الْقَدَمِ.</w:t>
-      </w:r>
-      <w:r>
-        <w:rPr>
-          <w:lang w:val="ar_AE" w:bidi="ar_AE"/>
-        </w:rPr>
-      </w:r>
-      <w:r>
-        <w:rPr>
-          <w:lang w:val="ar_AE" w:bidi="ar_AE"/>
-        </w:rPr>
-      </w:r>
-    </w:p>
-    <w:p>
-      <w:pPr>
-        <w:bidi/>
-      </w:pPr>
-      <w:r>
-        <w:rPr>
-          <w:lang w:val="ar_AE" w:bidi="ar_AE"/>
-        </w:rPr>
-      </w:r>
-    </w:p>
-    <w:p>
-      <w:pPr>
-        <w:bidi/>
-      </w:pPr>
-      <w:r>
-        <w:rPr>
-          <w:lang w:val="ar_AE" w:bidi="ar_AE"/>
-        </w:rPr>
-      </w:r>
-      <w:r>
-        <w:rPr>
-          <w:vertAlign w:val="superscript"/>
-          <w:lang w:val="ar_AE" w:bidi="ar_AE"/>
-        </w:rPr>
-        <w:t>14</w:t>
-      </w:r>
-      <w:r>
-        <w:rPr>
-          <w:lang w:val="ar_AE" w:bidi="ar_AE"/>
-        </w:rPr>
-        <w:t xml:space="preserve"> طَعَنْتَ بِرِمَاحِهِ قَائِدَ جَيْشِهِمِ الْمُنْدَفِعِ كَإِعْصَارٍ لِيُشَتِّتَنَا بِابْتِهَاجِ مَنْ يَفْتَرِسُ الْمِسْكِينَ سِرّاً</w:t>
-      </w:r>
-      <w:r>
-        <w:rPr>
-          <w:lang w:val="ar_AE" w:bidi="ar_AE"/>
-        </w:rPr>
-      </w:r>
-      <w:r>
-        <w:rPr>
-          <w:lang w:val="ar_AE" w:bidi="ar_AE"/>
-        </w:rPr>
-      </w:r>
-    </w:p>
-    <w:p>
-      <w:pPr>
-        <w:bidi/>
-      </w:pPr>
-      <w:r>
-        <w:rPr>
-          <w:lang w:val="ar_AE" w:bidi="ar_AE"/>
-        </w:rPr>
-      </w:r>
-    </w:p>
-    <w:p>
-      <w:pPr>
-        <w:bidi/>
-      </w:pPr>
-      <w:r>
-        <w:rPr>
-          <w:lang w:val="ar_AE" w:bidi="ar_AE"/>
-        </w:rPr>
-      </w:r>
-      <w:r>
-        <w:rPr>
-          <w:vertAlign w:val="superscript"/>
-          <w:lang w:val="ar_AE" w:bidi="ar_AE"/>
-        </w:rPr>
-        <w:t>15</w:t>
-      </w:r>
-      <w:r>
-        <w:rPr>
-          <w:lang w:val="ar_AE" w:bidi="ar_AE"/>
-        </w:rPr>
-        <w:t xml:space="preserve"> خُضْتَ الْبَحْرَ بِخَيْلِكَ فِي وَسَطِ مِيَاهِهِ الْهَائِجَةِ.</w:t>
-      </w:r>
-      <w:r>
-        <w:rPr>
-          <w:lang w:val="ar_AE" w:bidi="ar_AE"/>
-        </w:rPr>
-      </w:r>
-      <w:r>
-        <w:rPr>
-          <w:lang w:val="ar_AE" w:bidi="ar_AE"/>
-        </w:rPr>
-      </w:r>
-    </w:p>
-    <w:p>
-      <w:pPr>
-        <w:bidi/>
-      </w:pPr>
-      <w:r>
-        <w:rPr>
-          <w:lang w:val="ar_AE" w:bidi="ar_AE"/>
-        </w:rPr>
-      </w:r>
-    </w:p>
-    <w:p>
-      <w:pPr>
-        <w:bidi/>
-      </w:pPr>
-      <w:r>
-        <w:rPr>
-          <w:lang w:val="ar_AE" w:bidi="ar_AE"/>
-        </w:rPr>
-      </w:r>
-      <w:r>
-        <w:rPr>
-          <w:vertAlign w:val="superscript"/>
-          <w:lang w:val="ar_AE" w:bidi="ar_AE"/>
-        </w:rPr>
-        <w:t>16</w:t>
-      </w:r>
-      <w:r>
-        <w:rPr>
-          <w:lang w:val="ar_AE" w:bidi="ar_AE"/>
-        </w:rPr>
-        <w:t xml:space="preserve"> سَمِعْتُ هَذَا فَتَوَلَّانِي الْفَزَعُ وَارْتَجَفَتْ شَفَتَايَ مِنَ الصَّوْتِ، وَتَسَرَّبَ النَّخْرُ إِلَى عِظَامِي، وَارْتَعَشَتْ قَدَمَايَ. وَلَكِنْ سَأَنْتَظِرُ بِصَبْرٍ يَوْمَ الْبَلِيَّةِ الَّذِي يَحِيقُ بِالأُمَّةِ الَّتِي غَزَتْنَا.</w:t>
-      </w:r>
-      <w:r>
-        <w:rPr>
-          <w:lang w:val="ar_AE" w:bidi="ar_AE"/>
-        </w:rPr>
-      </w:r>
-      <w:r>
-        <w:rPr>
-          <w:lang w:val="ar_AE" w:bidi="ar_AE"/>
-        </w:rPr>
-      </w:r>
-    </w:p>
-    <w:p>
-      <w:pPr>
-        <w:bidi/>
-      </w:pPr>
-      <w:r>
-        <w:rPr>
-          <w:lang w:val="ar_AE" w:bidi="ar_AE"/>
-        </w:rPr>
-      </w:r>
-    </w:p>
-    <w:p>
-      <w:pPr>
-        <w:bidi/>
-      </w:pPr>
-      <w:r>
-        <w:rPr>
-          <w:lang w:val="ar_AE" w:bidi="ar_AE"/>
-        </w:rPr>
-      </w:r>
-      <w:r>
-        <w:rPr>
-          <w:vertAlign w:val="superscript"/>
-          <w:lang w:val="ar_AE" w:bidi="ar_AE"/>
-        </w:rPr>
-        <w:t>17</w:t>
-      </w:r>
-      <w:r>
-        <w:rPr>
-          <w:lang w:val="ar_AE" w:bidi="ar_AE"/>
-        </w:rPr>
-        <w:t xml:space="preserve"> فَمَعْ أَنَّهُ لَا يُزْهِرُ التِّينُ وَلا يَكُونُ حَمْلٌ فِي الْكُرُومِ يَكْذِبُ عَمَلُ الزَّيْتُونَةِ وَالْحُقُولُ لا تَصْنَعُ طَعَاماً يَنْقَطِعُ الْغَنَمُ مِنَ الْحَظِيرَةِ وَلا بَقَرَ فِي الْمَذَاوِدِ</w:t>
-      </w:r>
-      <w:r>
-        <w:rPr>
-          <w:lang w:val="ar_AE" w:bidi="ar_AE"/>
-        </w:rPr>
-      </w:r>
-      <w:r>
-        <w:rPr>
-          <w:lang w:val="ar_AE" w:bidi="ar_AE"/>
-        </w:rPr>
-      </w:r>
-    </w:p>
-    <w:p>
-      <w:pPr>
-        <w:bidi/>
-      </w:pPr>
-      <w:r>
-        <w:rPr>
-          <w:lang w:val="ar_AE" w:bidi="ar_AE"/>
-        </w:rPr>
-      </w:r>
-    </w:p>
-    <w:p>
-      <w:pPr>
-        <w:bidi/>
-      </w:pPr>
-      <w:r>
-        <w:rPr>
-          <w:lang w:val="ar_AE" w:bidi="ar_AE"/>
-        </w:rPr>
-      </w:r>
-      <w:r>
-        <w:rPr>
-          <w:vertAlign w:val="superscript"/>
-          <w:lang w:val="ar_AE" w:bidi="ar_AE"/>
-        </w:rPr>
-        <w:t>18</w:t>
-      </w:r>
-      <w:r>
-        <w:rPr>
-          <w:lang w:val="ar_AE" w:bidi="ar_AE"/>
-        </w:rPr>
-        <w:t xml:space="preserve"> فَإِنِّي أَبْتَهِجُ بِالرَّبِ وَأَفْرَحُ بِإِلَهِ خَلاصِي.</w:t>
-      </w:r>
-      <w:r>
-        <w:rPr>
-          <w:lang w:val="ar_AE" w:bidi="ar_AE"/>
-        </w:rPr>
-      </w:r>
-      <w:r>
-        <w:rPr>
-          <w:lang w:val="ar_AE" w:bidi="ar_AE"/>
-        </w:rPr>
-      </w:r>
-    </w:p>
-    <w:p>
-      <w:pPr>
-        <w:bidi/>
-      </w:pPr>
-      <w:r>
-        <w:rPr>
-          <w:lang w:val="ar_AE" w:bidi="ar_AE"/>
-        </w:rPr>
-      </w:r>
-    </w:p>
-    <w:p>
-      <w:pPr>
-        <w:bidi/>
-      </w:pPr>
-      <w:r>
-        <w:rPr>
-          <w:lang w:val="ar_AE" w:bidi="ar_AE"/>
-        </w:rPr>
-      </w:r>
-      <w:r>
-        <w:rPr>
-          <w:vertAlign w:val="superscript"/>
+          <w:rtl/>
+          <w:cs/>
           <w:lang w:val="ar_AE" w:bidi="ar_AE"/>
         </w:rPr>
         <w:t>19</w:t>
       </w:r>
       <w:r>
         <w:rPr>
+          <w:rtl/>
+          <w:cs/>
           <w:lang w:val="ar_AE" w:bidi="ar_AE"/>
         </w:rPr>
         <w:t xml:space="preserve"> الرَّبُّ الإِلَهُ هُوَ قُوَّتِي؛ يَجْعَلُ قَدَمَيَّ كَقَدَمَيْ غَزَالٍ، وَيُعِينُنِي عَلَى ارْتِقَاءِ الْمُرْتَفَعَاتِ. إِلَى قَائِدِ الْجَوْقَةِ: تُغَنَّى عَلَى ذَوَاتِ الأَوْتَارِ.</w:t>
-      </w:r>
-      <w:r>
-        <w:rPr>
-          <w:lang w:val="ar_AE" w:bidi="ar_AE"/>
-        </w:rPr>
-      </w:r>
-      <w:r>
-        <w:rPr>
-          <w:lang w:val="ar_AE" w:bidi="ar_AE"/>
-        </w:rPr>
       </w:r>
     </w:p>
     <w:sectPr>
